--- a/lab3/Отчет 3 лаба Адм Комп Сет.docx
+++ b/lab3/Отчет 3 лаба Адм Комп Сет.docx
@@ -1,6 +1,6 @@
 
 <file path=word/document.xml><?xml version="1.0" encoding="utf-8"?>
-<w:document xmlns:wpc="http://schemas.microsoft.com/office/word/2010/wordprocessingCanvas" xmlns:cx="http://schemas.microsoft.com/office/drawing/2014/chartex" xmlns:cx1="http://schemas.microsoft.com/office/drawing/2015/9/8/chartex" xmlns:cx2="http://schemas.microsoft.com/office/drawing/2015/10/21/chartex" xmlns:cx3="http://schemas.microsoft.com/office/drawing/2016/5/9/chartex" xmlns:cx4="http://schemas.microsoft.com/office/drawing/2016/5/10/chartex" xmlns:cx5="http://schemas.microsoft.com/office/drawing/2016/5/11/chartex" xmlns:cx6="http://schemas.microsoft.com/office/drawing/2016/5/12/chartex" xmlns:cx7="http://schemas.microsoft.com/office/drawing/2016/5/13/chartex" xmlns:cx8="http://schemas.microsoft.com/office/drawing/2016/5/14/chartex" xmlns:mc="http://schemas.openxmlformats.org/markup-compatibility/2006" xmlns:aink="http://schemas.microsoft.com/office/drawing/2016/ink" xmlns:am3d="http://schemas.microsoft.com/office/drawing/2017/model3d" xmlns:o="urn:schemas-microsoft-com:office:office" xmlns:oel="http://schemas.microsoft.com/office/2019/extlst" xmlns:r="http://schemas.openxmlformats.org/officeDocument/2006/relationships" xmlns:m="http://schemas.openxmlformats.org/officeDocument/2006/math" xmlns:v="urn:schemas-microsoft-com:vml" xmlns:wp14="http://schemas.microsoft.com/office/word/2010/wordprocessingDrawing" xmlns:wp="http://schemas.openxmlformats.org/drawingml/2006/wordprocessingDrawing" xmlns:w10="urn:schemas-microsoft-com:office:word" xmlns:w="http://schemas.openxmlformats.org/wordprocessingml/2006/main" xmlns:w14="http://schemas.microsoft.com/office/word/2010/wordml" xmlns:w15="http://schemas.microsoft.com/office/word/2012/wordml" xmlns:w16cex="http://schemas.microsoft.com/office/word/2018/wordml/cex" xmlns:w16cid="http://schemas.microsoft.com/office/word/2016/wordml/cid" xmlns:w16="http://schemas.microsoft.com/office/word/2018/wordml" xmlns:w16du="http://schemas.microsoft.com/office/word/2023/wordml/word16du" xmlns:w16sdtdh="http://schemas.microsoft.com/office/word/2020/wordml/sdtdatahash" xmlns:w16sdtfl="http://schemas.microsoft.com/office/word/2024/wordml/sdtformatlock" xmlns:w16se="http://schemas.microsoft.com/office/word/2015/wordml/symex" xmlns:wpg="http://schemas.microsoft.com/office/word/2010/wordprocessingGroup" xmlns:wpi="http://schemas.microsoft.com/office/word/2010/wordprocessingInk" xmlns:wne="http://schemas.microsoft.com/office/word/2006/wordml" xmlns:wps="http://schemas.microsoft.com/office/word/2010/wordprocessingShape" mc:Ignorable="w14 w15 w16se w16cid w16 w16cex w16sdtdh w16sdtfl w16du wp14">
+<w:document xmlns:wpc="http://schemas.microsoft.com/office/word/2010/wordprocessingCanvas" xmlns:cx="http://schemas.microsoft.com/office/drawing/2014/chartex" xmlns:cx1="http://schemas.microsoft.com/office/drawing/2015/9/8/chartex" xmlns:cx2="http://schemas.microsoft.com/office/drawing/2015/10/21/chartex" xmlns:cx3="http://schemas.microsoft.com/office/drawing/2016/5/9/chartex" xmlns:cx4="http://schemas.microsoft.com/office/drawing/2016/5/10/chartex" xmlns:cx5="http://schemas.microsoft.com/office/drawing/2016/5/11/chartex" xmlns:cx6="http://schemas.microsoft.com/office/drawing/2016/5/12/chartex" xmlns:cx7="http://schemas.microsoft.com/office/drawing/2016/5/13/chartex" xmlns:cx8="http://schemas.microsoft.com/office/drawing/2016/5/14/chartex" xmlns:mc="http://schemas.openxmlformats.org/markup-compatibility/2006" xmlns:aink="http://schemas.microsoft.com/office/drawing/2016/ink" xmlns:am3d="http://schemas.microsoft.com/office/drawing/2017/model3d" xmlns:o="urn:schemas-microsoft-com:office:office" xmlns:r="http://schemas.openxmlformats.org/officeDocument/2006/relationships" xmlns:m="http://schemas.openxmlformats.org/officeDocument/2006/math" xmlns:v="urn:schemas-microsoft-com:vml" xmlns:wp14="http://schemas.microsoft.com/office/word/2010/wordprocessingDrawing" xmlns:wp="http://schemas.openxmlformats.org/drawingml/2006/wordprocessingDrawing" xmlns:w10="urn:schemas-microsoft-com:office:word" xmlns:w="http://schemas.openxmlformats.org/wordprocessingml/2006/main" xmlns:w14="http://schemas.microsoft.com/office/word/2010/wordml" xmlns:w15="http://schemas.microsoft.com/office/word/2012/wordml" xmlns:w16cid="http://schemas.microsoft.com/office/word/2016/wordml/cid" xmlns:w16se="http://schemas.microsoft.com/office/word/2015/wordml/symex" xmlns:wpg="http://schemas.microsoft.com/office/word/2010/wordprocessingGroup" xmlns:wpi="http://schemas.microsoft.com/office/word/2010/wordprocessingInk" xmlns:wne="http://schemas.microsoft.com/office/word/2006/wordml" xmlns:wps="http://schemas.microsoft.com/office/word/2010/wordprocessingShape" mc:Ignorable="w14 w15 w16se w16cid wp14">
   <w:body>
     <w:p>
       <w:pPr>
@@ -862,6 +862,9 @@
         <w:t>.</w:t>
       </w:r>
       <w:r>
+        <w:rPr>
+          <w:noProof/>
+        </w:rPr>
         <w:drawing>
           <wp:inline distT="0" distB="0" distL="0" distR="0" wp14:anchorId="11D77F70" wp14:editId="66291F3E">
             <wp:extent cx="5940425" cy="944245"/>
@@ -1076,6 +1079,9 @@
         <w:t>.</w:t>
       </w:r>
       <w:r>
+        <w:rPr>
+          <w:noProof/>
+        </w:rPr>
         <w:drawing>
           <wp:inline distT="0" distB="0" distL="0" distR="0" wp14:anchorId="4B824933" wp14:editId="511EB419">
             <wp:extent cx="5940425" cy="989965"/>
@@ -1236,6 +1242,9 @@
         <w:t>Рисунок 3 — Создание, проверка и удаление файла.</w:t>
       </w:r>
       <w:r>
+        <w:rPr>
+          <w:noProof/>
+        </w:rPr>
         <w:drawing>
           <wp:inline distT="0" distB="0" distL="0" distR="0" wp14:anchorId="2660FE62" wp14:editId="2C7B1003">
             <wp:extent cx="5940425" cy="1808480"/>
@@ -1465,6 +1474,2481 @@
           </wp:inline>
         </w:drawing>
       </w:r>
+      <w:bookmarkStart w:id="0" w:name="_GoBack"/>
+      <w:bookmarkEnd w:id="0"/>
+    </w:p>
+    <w:p>
+      <w:pPr>
+        <w:pStyle w:val="Caddyreportheading"/>
+      </w:pPr>
+      <w:r>
+        <w:t xml:space="preserve">5. Подготовка </w:t>
+      </w:r>
+      <w:proofErr w:type="spellStart"/>
+      <w:r>
+        <w:t>плейбука</w:t>
+      </w:r>
+      <w:proofErr w:type="spellEnd"/>
+      <w:r>
+        <w:t xml:space="preserve"> </w:t>
+      </w:r>
+      <w:proofErr w:type="spellStart"/>
+      <w:r>
+        <w:t>Caddy</w:t>
+      </w:r>
+      <w:proofErr w:type="spellEnd"/>
+    </w:p>
+    <w:p>
+      <w:pPr>
+        <w:pStyle w:val="Caddyreporttext"/>
+      </w:pPr>
+      <w:r>
+        <w:t xml:space="preserve">Создал </w:t>
+      </w:r>
+      <w:proofErr w:type="spellStart"/>
+      <w:r>
+        <w:t>плейбук</w:t>
+      </w:r>
+      <w:proofErr w:type="spellEnd"/>
+      <w:r>
+        <w:t xml:space="preserve"> </w:t>
+      </w:r>
+      <w:proofErr w:type="spellStart"/>
+      <w:r>
+        <w:t>caddy_deploy.yml</w:t>
+      </w:r>
+      <w:proofErr w:type="spellEnd"/>
+      <w:r>
+        <w:t xml:space="preserve"> и подключил к нему роль </w:t>
+      </w:r>
+      <w:proofErr w:type="spellStart"/>
+      <w:r>
+        <w:t>caddy_deploy</w:t>
+      </w:r>
+      <w:proofErr w:type="spellEnd"/>
+      <w:r>
+        <w:t xml:space="preserve">. В качестве целевого компьютера используется </w:t>
+      </w:r>
+      <w:proofErr w:type="spellStart"/>
+      <w:r>
+        <w:t>localhost</w:t>
+      </w:r>
+      <w:proofErr w:type="spellEnd"/>
+      <w:r>
+        <w:t xml:space="preserve"> из группы </w:t>
+      </w:r>
+      <w:proofErr w:type="spellStart"/>
+      <w:r>
+        <w:t>my_servers</w:t>
+      </w:r>
+      <w:proofErr w:type="spellEnd"/>
+      <w:r>
+        <w:t xml:space="preserve">. Параметр </w:t>
+      </w:r>
+      <w:proofErr w:type="spellStart"/>
+      <w:r>
+        <w:t>connection</w:t>
+      </w:r>
+      <w:proofErr w:type="spellEnd"/>
+      <w:r>
+        <w:t xml:space="preserve">: </w:t>
+      </w:r>
+      <w:proofErr w:type="spellStart"/>
+      <w:r>
+        <w:t>local</w:t>
+      </w:r>
+      <w:proofErr w:type="spellEnd"/>
+      <w:r>
+        <w:t xml:space="preserve"> задаёт выполнение действий на том </w:t>
+      </w:r>
+      <w:proofErr w:type="spellStart"/>
+      <w:r>
+        <w:t>Mac</w:t>
+      </w:r>
+      <w:proofErr w:type="spellEnd"/>
+      <w:r>
+        <w:t xml:space="preserve">, где запускается </w:t>
+      </w:r>
+      <w:proofErr w:type="spellStart"/>
+      <w:r>
+        <w:t>Ansible</w:t>
+      </w:r>
+      <w:proofErr w:type="spellEnd"/>
+      <w:r>
+        <w:t>.</w:t>
+      </w:r>
+    </w:p>
+    <w:p>
+      <w:pPr>
+        <w:pStyle w:val="Caddyreportcode"/>
+        <w:keepNext/>
+        <w:keepLines/>
+        <w:rPr>
+          <w:rFonts w:ascii="Consolas" w:hAnsi="Consolas"/>
+          <w:lang w:val="en-US"/>
+        </w:rPr>
+      </w:pPr>
+      <w:r>
+        <w:rPr>
+          <w:rFonts w:ascii="Consolas" w:hAnsi="Consolas"/>
+          <w:lang w:val="en-US"/>
+        </w:rPr>
+        <w:t>---</w:t>
+      </w:r>
+    </w:p>
+    <w:p>
+      <w:pPr>
+        <w:pStyle w:val="Caddyreportcode"/>
+        <w:keepNext/>
+        <w:keepLines/>
+        <w:rPr>
+          <w:rFonts w:ascii="Consolas" w:hAnsi="Consolas"/>
+          <w:lang w:val="en-US"/>
+        </w:rPr>
+      </w:pPr>
+      <w:r>
+        <w:rPr>
+          <w:rFonts w:ascii="Consolas" w:hAnsi="Consolas"/>
+          <w:lang w:val="en-US"/>
+        </w:rPr>
+        <w:t>- name: Install and configure Caddy</w:t>
+      </w:r>
+    </w:p>
+    <w:p>
+      <w:pPr>
+        <w:pStyle w:val="Caddyreportcode"/>
+        <w:keepNext/>
+        <w:keepLines/>
+        <w:rPr>
+          <w:rFonts w:ascii="Consolas" w:hAnsi="Consolas"/>
+          <w:lang w:val="en-US"/>
+        </w:rPr>
+      </w:pPr>
+      <w:r>
+        <w:rPr>
+          <w:rFonts w:ascii="Consolas" w:hAnsi="Consolas"/>
+          <w:lang w:val="en-US"/>
+        </w:rPr>
+        <w:t xml:space="preserve">  hosts: </w:t>
+      </w:r>
+      <w:proofErr w:type="spellStart"/>
+      <w:r>
+        <w:rPr>
+          <w:rFonts w:ascii="Consolas" w:hAnsi="Consolas"/>
+          <w:lang w:val="en-US"/>
+        </w:rPr>
+        <w:t>my_servers</w:t>
+      </w:r>
+      <w:proofErr w:type="spellEnd"/>
+    </w:p>
+    <w:p>
+      <w:pPr>
+        <w:pStyle w:val="Caddyreportcode"/>
+        <w:keepLines/>
+        <w:rPr>
+          <w:rFonts w:ascii="Consolas" w:hAnsi="Consolas"/>
+          <w:lang w:val="en-US"/>
+        </w:rPr>
+      </w:pPr>
+      <w:r>
+        <w:rPr>
+          <w:rFonts w:ascii="Consolas" w:hAnsi="Consolas"/>
+          <w:lang w:val="en-US"/>
+        </w:rPr>
+        <w:t xml:space="preserve">  connection: local</w:t>
+      </w:r>
+    </w:p>
+    <w:p>
+      <w:pPr>
+        <w:pStyle w:val="Caddyreportcode"/>
+        <w:keepLines/>
+        <w:rPr>
+          <w:rFonts w:ascii="Consolas" w:hAnsi="Consolas"/>
+          <w:lang w:val="en-US"/>
+        </w:rPr>
+      </w:pPr>
+    </w:p>
+    <w:p>
+      <w:pPr>
+        <w:pStyle w:val="Caddyreportcode"/>
+        <w:keepNext/>
+        <w:keepLines/>
+        <w:rPr>
+          <w:rFonts w:ascii="Consolas" w:hAnsi="Consolas"/>
+          <w:lang w:val="en-US"/>
+        </w:rPr>
+      </w:pPr>
+      <w:r>
+        <w:rPr>
+          <w:rFonts w:ascii="Consolas" w:hAnsi="Consolas"/>
+          <w:lang w:val="en-US"/>
+        </w:rPr>
+        <w:t xml:space="preserve">  roles:</w:t>
+      </w:r>
+    </w:p>
+    <w:p>
+      <w:pPr>
+        <w:pStyle w:val="Caddyreportcode"/>
+        <w:keepLines/>
+        <w:rPr>
+          <w:rFonts w:ascii="Consolas" w:hAnsi="Consolas"/>
+          <w:lang w:val="en-US"/>
+        </w:rPr>
+      </w:pPr>
+      <w:r>
+        <w:rPr>
+          <w:rFonts w:ascii="Consolas" w:hAnsi="Consolas"/>
+          <w:lang w:val="en-US"/>
+        </w:rPr>
+        <w:t xml:space="preserve">    - </w:t>
+      </w:r>
+      <w:proofErr w:type="spellStart"/>
+      <w:r>
+        <w:rPr>
+          <w:rFonts w:ascii="Consolas" w:hAnsi="Consolas"/>
+          <w:lang w:val="en-US"/>
+        </w:rPr>
+        <w:t>caddy_deploy</w:t>
+      </w:r>
+      <w:proofErr w:type="spellEnd"/>
+    </w:p>
+    <w:p>
+      <w:pPr>
+        <w:pStyle w:val="Caddyreporttext"/>
+        <w:rPr>
+          <w:lang w:val="en-US"/>
+        </w:rPr>
+      </w:pPr>
+      <w:r>
+        <w:t>Установка</w:t>
+      </w:r>
+      <w:r>
+        <w:rPr>
+          <w:lang w:val="en-US"/>
+        </w:rPr>
+        <w:t xml:space="preserve"> Caddy </w:t>
+      </w:r>
+      <w:r>
+        <w:t>предусмотрена</w:t>
+      </w:r>
+      <w:r>
+        <w:rPr>
+          <w:lang w:val="en-US"/>
+        </w:rPr>
+        <w:t xml:space="preserve"> </w:t>
+      </w:r>
+      <w:r>
+        <w:t>на</w:t>
+      </w:r>
+      <w:r>
+        <w:rPr>
+          <w:lang w:val="en-US"/>
+        </w:rPr>
+        <w:t xml:space="preserve"> macOS </w:t>
+      </w:r>
+      <w:r>
+        <w:t>через</w:t>
+      </w:r>
+      <w:r>
+        <w:rPr>
+          <w:lang w:val="en-US"/>
+        </w:rPr>
+        <w:t xml:space="preserve"> Homebrew.</w:t>
+      </w:r>
+    </w:p>
+    <w:p>
+      <w:pPr>
+        <w:pStyle w:val="Caddyreportheading"/>
+        <w:pageBreakBefore/>
+      </w:pPr>
+      <w:r>
+        <w:lastRenderedPageBreak/>
+        <w:t xml:space="preserve">6. Реализация установки и запуска </w:t>
+      </w:r>
+      <w:proofErr w:type="spellStart"/>
+      <w:r>
+        <w:t>Caddy</w:t>
+      </w:r>
+      <w:proofErr w:type="spellEnd"/>
+    </w:p>
+    <w:p>
+      <w:pPr>
+        <w:pStyle w:val="Caddyreporttext"/>
+      </w:pPr>
+      <w:r>
+        <w:t xml:space="preserve">В </w:t>
+      </w:r>
+      <w:proofErr w:type="spellStart"/>
+      <w:r>
+        <w:t>roles</w:t>
+      </w:r>
+      <w:proofErr w:type="spellEnd"/>
+      <w:r>
+        <w:t>/</w:t>
+      </w:r>
+      <w:proofErr w:type="spellStart"/>
+      <w:r>
+        <w:t>caddy_deploy</w:t>
+      </w:r>
+      <w:proofErr w:type="spellEnd"/>
+      <w:r>
+        <w:t>/</w:t>
+      </w:r>
+      <w:proofErr w:type="spellStart"/>
+      <w:r>
+        <w:t>tasks</w:t>
+      </w:r>
+      <w:proofErr w:type="spellEnd"/>
+      <w:r>
+        <w:t>/</w:t>
+      </w:r>
+      <w:proofErr w:type="spellStart"/>
+      <w:r>
+        <w:t>main.yml</w:t>
+      </w:r>
+      <w:proofErr w:type="spellEnd"/>
+      <w:r>
+        <w:t xml:space="preserve"> добавил установку </w:t>
+      </w:r>
+      <w:proofErr w:type="spellStart"/>
+      <w:r>
+        <w:t>Caddy</w:t>
+      </w:r>
+      <w:proofErr w:type="spellEnd"/>
+      <w:r>
+        <w:t xml:space="preserve">, создание папок сайта и журналов, проверку версии, копирование страницы, применение настроек и запуск службы. Путь </w:t>
+      </w:r>
+      <w:proofErr w:type="spellStart"/>
+      <w:r>
+        <w:t>Homebrew</w:t>
+      </w:r>
+      <w:proofErr w:type="spellEnd"/>
+      <w:r>
+        <w:t xml:space="preserve"> определяется командой </w:t>
+      </w:r>
+      <w:proofErr w:type="spellStart"/>
+      <w:r>
+        <w:t>brew</w:t>
+      </w:r>
+      <w:proofErr w:type="spellEnd"/>
+      <w:r>
+        <w:t xml:space="preserve"> --</w:t>
+      </w:r>
+      <w:proofErr w:type="spellStart"/>
+      <w:r>
+        <w:t>prefix</w:t>
+      </w:r>
+      <w:proofErr w:type="spellEnd"/>
+      <w:r>
+        <w:t xml:space="preserve"> и сохраняется в переменную </w:t>
+      </w:r>
+      <w:proofErr w:type="spellStart"/>
+      <w:r>
+        <w:t>brew_prefix</w:t>
+      </w:r>
+      <w:proofErr w:type="spellEnd"/>
+      <w:r>
+        <w:t>.</w:t>
+      </w:r>
+    </w:p>
+    <w:p>
+      <w:pPr>
+        <w:pStyle w:val="Caddyreportcode"/>
+        <w:keepNext/>
+        <w:keepLines/>
+        <w:rPr>
+          <w:rFonts w:ascii="Consolas" w:hAnsi="Consolas"/>
+          <w:lang w:val="en-US"/>
+        </w:rPr>
+      </w:pPr>
+      <w:r>
+        <w:rPr>
+          <w:rFonts w:ascii="Consolas" w:hAnsi="Consolas"/>
+          <w:lang w:val="en-US"/>
+        </w:rPr>
+        <w:t>---</w:t>
+      </w:r>
+    </w:p>
+    <w:p>
+      <w:pPr>
+        <w:pStyle w:val="Caddyreportcode"/>
+        <w:keepNext/>
+        <w:keepLines/>
+        <w:rPr>
+          <w:rFonts w:ascii="Consolas" w:hAnsi="Consolas"/>
+          <w:lang w:val="en-US"/>
+        </w:rPr>
+      </w:pPr>
+      <w:r>
+        <w:rPr>
+          <w:rFonts w:ascii="Consolas" w:hAnsi="Consolas"/>
+          <w:lang w:val="en-US"/>
+        </w:rPr>
+        <w:t>- name: Install Caddy</w:t>
+      </w:r>
+    </w:p>
+    <w:p>
+      <w:pPr>
+        <w:pStyle w:val="Caddyreportcode"/>
+        <w:keepNext/>
+        <w:keepLines/>
+        <w:rPr>
+          <w:rFonts w:ascii="Consolas" w:hAnsi="Consolas"/>
+          <w:lang w:val="en-US"/>
+        </w:rPr>
+      </w:pPr>
+      <w:r>
+        <w:rPr>
+          <w:rFonts w:ascii="Consolas" w:hAnsi="Consolas"/>
+          <w:lang w:val="en-US"/>
+        </w:rPr>
+        <w:t xml:space="preserve">  </w:t>
+      </w:r>
+      <w:proofErr w:type="spellStart"/>
+      <w:proofErr w:type="gramStart"/>
+      <w:r>
+        <w:rPr>
+          <w:rFonts w:ascii="Consolas" w:hAnsi="Consolas"/>
+          <w:lang w:val="en-US"/>
+        </w:rPr>
+        <w:t>community.general</w:t>
+      </w:r>
+      <w:proofErr w:type="gramEnd"/>
+      <w:r>
+        <w:rPr>
+          <w:rFonts w:ascii="Consolas" w:hAnsi="Consolas"/>
+          <w:lang w:val="en-US"/>
+        </w:rPr>
+        <w:t>.homebrew</w:t>
+      </w:r>
+      <w:proofErr w:type="spellEnd"/>
+      <w:r>
+        <w:rPr>
+          <w:rFonts w:ascii="Consolas" w:hAnsi="Consolas"/>
+          <w:lang w:val="en-US"/>
+        </w:rPr>
+        <w:t>:</w:t>
+      </w:r>
+    </w:p>
+    <w:p>
+      <w:pPr>
+        <w:pStyle w:val="Caddyreportcode"/>
+        <w:keepNext/>
+        <w:keepLines/>
+        <w:rPr>
+          <w:rFonts w:ascii="Consolas" w:hAnsi="Consolas"/>
+          <w:lang w:val="en-US"/>
+        </w:rPr>
+      </w:pPr>
+      <w:r>
+        <w:rPr>
+          <w:rFonts w:ascii="Consolas" w:hAnsi="Consolas"/>
+          <w:lang w:val="en-US"/>
+        </w:rPr>
+        <w:t xml:space="preserve">    name: caddy</w:t>
+      </w:r>
+    </w:p>
+    <w:p>
+      <w:pPr>
+        <w:pStyle w:val="Caddyreportcode"/>
+        <w:keepLines/>
+        <w:rPr>
+          <w:rFonts w:ascii="Consolas" w:hAnsi="Consolas"/>
+          <w:lang w:val="en-US"/>
+        </w:rPr>
+      </w:pPr>
+      <w:r>
+        <w:rPr>
+          <w:rFonts w:ascii="Consolas" w:hAnsi="Consolas"/>
+          <w:lang w:val="en-US"/>
+        </w:rPr>
+        <w:t xml:space="preserve">    state: present</w:t>
+      </w:r>
+    </w:p>
+    <w:p>
+      <w:pPr>
+        <w:pStyle w:val="Caddyreportcode"/>
+        <w:keepLines/>
+        <w:rPr>
+          <w:rFonts w:ascii="Consolas" w:hAnsi="Consolas"/>
+          <w:lang w:val="en-US"/>
+        </w:rPr>
+      </w:pPr>
+    </w:p>
+    <w:p>
+      <w:pPr>
+        <w:pStyle w:val="Caddyreportcode"/>
+        <w:keepNext/>
+        <w:keepLines/>
+        <w:rPr>
+          <w:rFonts w:ascii="Consolas" w:hAnsi="Consolas"/>
+          <w:lang w:val="en-US"/>
+        </w:rPr>
+      </w:pPr>
+      <w:r>
+        <w:rPr>
+          <w:rFonts w:ascii="Consolas" w:hAnsi="Consolas"/>
+          <w:lang w:val="en-US"/>
+        </w:rPr>
+        <w:t>- name: Create site directory</w:t>
+      </w:r>
+    </w:p>
+    <w:p>
+      <w:pPr>
+        <w:pStyle w:val="Caddyreportcode"/>
+        <w:keepNext/>
+        <w:keepLines/>
+        <w:rPr>
+          <w:rFonts w:ascii="Consolas" w:hAnsi="Consolas"/>
+          <w:lang w:val="en-US"/>
+        </w:rPr>
+      </w:pPr>
+      <w:r>
+        <w:rPr>
+          <w:rFonts w:ascii="Consolas" w:hAnsi="Consolas"/>
+          <w:lang w:val="en-US"/>
+        </w:rPr>
+        <w:t xml:space="preserve">  </w:t>
+      </w:r>
+      <w:proofErr w:type="spellStart"/>
+      <w:proofErr w:type="gramStart"/>
+      <w:r>
+        <w:rPr>
+          <w:rFonts w:ascii="Consolas" w:hAnsi="Consolas"/>
+          <w:lang w:val="en-US"/>
+        </w:rPr>
+        <w:t>ansible.builtin</w:t>
+      </w:r>
+      <w:proofErr w:type="gramEnd"/>
+      <w:r>
+        <w:rPr>
+          <w:rFonts w:ascii="Consolas" w:hAnsi="Consolas"/>
+          <w:lang w:val="en-US"/>
+        </w:rPr>
+        <w:t>.file</w:t>
+      </w:r>
+      <w:proofErr w:type="spellEnd"/>
+      <w:r>
+        <w:rPr>
+          <w:rFonts w:ascii="Consolas" w:hAnsi="Consolas"/>
+          <w:lang w:val="en-US"/>
+        </w:rPr>
+        <w:t>:</w:t>
+      </w:r>
+    </w:p>
+    <w:p>
+      <w:pPr>
+        <w:pStyle w:val="Caddyreportcode"/>
+        <w:keepNext/>
+        <w:keepLines/>
+        <w:rPr>
+          <w:rFonts w:ascii="Consolas" w:hAnsi="Consolas"/>
+          <w:lang w:val="en-US"/>
+        </w:rPr>
+      </w:pPr>
+      <w:r>
+        <w:rPr>
+          <w:rFonts w:ascii="Consolas" w:hAnsi="Consolas"/>
+          <w:lang w:val="en-US"/>
+        </w:rPr>
+        <w:t xml:space="preserve">    path: "</w:t>
+      </w:r>
+      <w:proofErr w:type="gramStart"/>
+      <w:r>
+        <w:rPr>
+          <w:rFonts w:ascii="Consolas" w:hAnsi="Consolas"/>
+          <w:lang w:val="en-US"/>
+        </w:rPr>
+        <w:t xml:space="preserve">{{ </w:t>
+      </w:r>
+      <w:proofErr w:type="spellStart"/>
+      <w:r>
+        <w:rPr>
+          <w:rFonts w:ascii="Consolas" w:hAnsi="Consolas"/>
+          <w:lang w:val="en-US"/>
+        </w:rPr>
+        <w:t>ansible</w:t>
+      </w:r>
+      <w:proofErr w:type="gramEnd"/>
+      <w:r>
+        <w:rPr>
+          <w:rFonts w:ascii="Consolas" w:hAnsi="Consolas"/>
+          <w:lang w:val="en-US"/>
+        </w:rPr>
+        <w:t>_env.HOME</w:t>
+      </w:r>
+      <w:proofErr w:type="spellEnd"/>
+      <w:r>
+        <w:rPr>
+          <w:rFonts w:ascii="Consolas" w:hAnsi="Consolas"/>
+          <w:lang w:val="en-US"/>
+        </w:rPr>
+        <w:t xml:space="preserve"> }}/</w:t>
+      </w:r>
+      <w:proofErr w:type="spellStart"/>
+      <w:r>
+        <w:rPr>
+          <w:rFonts w:ascii="Consolas" w:hAnsi="Consolas"/>
+          <w:lang w:val="en-US"/>
+        </w:rPr>
+        <w:t>caddy_site</w:t>
+      </w:r>
+      <w:proofErr w:type="spellEnd"/>
+      <w:r>
+        <w:rPr>
+          <w:rFonts w:ascii="Consolas" w:hAnsi="Consolas"/>
+          <w:lang w:val="en-US"/>
+        </w:rPr>
+        <w:t>"</w:t>
+      </w:r>
+    </w:p>
+    <w:p>
+      <w:pPr>
+        <w:pStyle w:val="Caddyreportcode"/>
+        <w:keepNext/>
+        <w:keepLines/>
+        <w:rPr>
+          <w:rFonts w:ascii="Consolas" w:hAnsi="Consolas"/>
+          <w:lang w:val="en-US"/>
+        </w:rPr>
+      </w:pPr>
+      <w:r>
+        <w:rPr>
+          <w:rFonts w:ascii="Consolas" w:hAnsi="Consolas"/>
+          <w:lang w:val="en-US"/>
+        </w:rPr>
+        <w:t xml:space="preserve">    state: directory</w:t>
+      </w:r>
+    </w:p>
+    <w:p>
+      <w:pPr>
+        <w:pStyle w:val="Caddyreportcode"/>
+        <w:keepLines/>
+        <w:rPr>
+          <w:rFonts w:ascii="Consolas" w:hAnsi="Consolas"/>
+          <w:lang w:val="en-US"/>
+        </w:rPr>
+      </w:pPr>
+      <w:r>
+        <w:rPr>
+          <w:rFonts w:ascii="Consolas" w:hAnsi="Consolas"/>
+          <w:lang w:val="en-US"/>
+        </w:rPr>
+        <w:t xml:space="preserve">    mode: "0755"</w:t>
+      </w:r>
+    </w:p>
+    <w:p>
+      <w:pPr>
+        <w:pStyle w:val="Caddyreportcode"/>
+        <w:keepLines/>
+        <w:rPr>
+          <w:rFonts w:ascii="Consolas" w:hAnsi="Consolas"/>
+          <w:lang w:val="en-US"/>
+        </w:rPr>
+      </w:pPr>
+    </w:p>
+    <w:p>
+      <w:pPr>
+        <w:pStyle w:val="Caddyreportcode"/>
+        <w:keepNext/>
+        <w:keepLines/>
+        <w:rPr>
+          <w:rFonts w:ascii="Consolas" w:hAnsi="Consolas"/>
+          <w:lang w:val="en-US"/>
+        </w:rPr>
+      </w:pPr>
+      <w:r>
+        <w:rPr>
+          <w:rFonts w:ascii="Consolas" w:hAnsi="Consolas"/>
+          <w:lang w:val="en-US"/>
+        </w:rPr>
+        <w:t>- name: Create log directory</w:t>
+      </w:r>
+    </w:p>
+    <w:p>
+      <w:pPr>
+        <w:pStyle w:val="Caddyreportcode"/>
+        <w:keepNext/>
+        <w:keepLines/>
+        <w:rPr>
+          <w:rFonts w:ascii="Consolas" w:hAnsi="Consolas"/>
+          <w:lang w:val="en-US"/>
+        </w:rPr>
+      </w:pPr>
+      <w:r>
+        <w:rPr>
+          <w:rFonts w:ascii="Consolas" w:hAnsi="Consolas"/>
+          <w:lang w:val="en-US"/>
+        </w:rPr>
+        <w:t xml:space="preserve">  </w:t>
+      </w:r>
+      <w:proofErr w:type="spellStart"/>
+      <w:proofErr w:type="gramStart"/>
+      <w:r>
+        <w:rPr>
+          <w:rFonts w:ascii="Consolas" w:hAnsi="Consolas"/>
+          <w:lang w:val="en-US"/>
+        </w:rPr>
+        <w:t>ansible.builtin</w:t>
+      </w:r>
+      <w:proofErr w:type="gramEnd"/>
+      <w:r>
+        <w:rPr>
+          <w:rFonts w:ascii="Consolas" w:hAnsi="Consolas"/>
+          <w:lang w:val="en-US"/>
+        </w:rPr>
+        <w:t>.file</w:t>
+      </w:r>
+      <w:proofErr w:type="spellEnd"/>
+      <w:r>
+        <w:rPr>
+          <w:rFonts w:ascii="Consolas" w:hAnsi="Consolas"/>
+          <w:lang w:val="en-US"/>
+        </w:rPr>
+        <w:t>:</w:t>
+      </w:r>
+    </w:p>
+    <w:p>
+      <w:pPr>
+        <w:pStyle w:val="Caddyreportcode"/>
+        <w:keepNext/>
+        <w:keepLines/>
+        <w:rPr>
+          <w:rFonts w:ascii="Consolas" w:hAnsi="Consolas"/>
+          <w:lang w:val="en-US"/>
+        </w:rPr>
+      </w:pPr>
+      <w:r>
+        <w:rPr>
+          <w:rFonts w:ascii="Consolas" w:hAnsi="Consolas"/>
+          <w:lang w:val="en-US"/>
+        </w:rPr>
+        <w:t xml:space="preserve">    path: "</w:t>
+      </w:r>
+      <w:proofErr w:type="gramStart"/>
+      <w:r>
+        <w:rPr>
+          <w:rFonts w:ascii="Consolas" w:hAnsi="Consolas"/>
+          <w:lang w:val="en-US"/>
+        </w:rPr>
+        <w:t xml:space="preserve">{{ </w:t>
+      </w:r>
+      <w:proofErr w:type="spellStart"/>
+      <w:r>
+        <w:rPr>
+          <w:rFonts w:ascii="Consolas" w:hAnsi="Consolas"/>
+          <w:lang w:val="en-US"/>
+        </w:rPr>
+        <w:t>ansible</w:t>
+      </w:r>
+      <w:proofErr w:type="gramEnd"/>
+      <w:r>
+        <w:rPr>
+          <w:rFonts w:ascii="Consolas" w:hAnsi="Consolas"/>
+          <w:lang w:val="en-US"/>
+        </w:rPr>
+        <w:t>_env.HOME</w:t>
+      </w:r>
+      <w:proofErr w:type="spellEnd"/>
+      <w:r>
+        <w:rPr>
+          <w:rFonts w:ascii="Consolas" w:hAnsi="Consolas"/>
+          <w:lang w:val="en-US"/>
+        </w:rPr>
+        <w:t xml:space="preserve"> }}/</w:t>
+      </w:r>
+      <w:proofErr w:type="spellStart"/>
+      <w:r>
+        <w:rPr>
+          <w:rFonts w:ascii="Consolas" w:hAnsi="Consolas"/>
+          <w:lang w:val="en-US"/>
+        </w:rPr>
+        <w:t>caddy_logs</w:t>
+      </w:r>
+      <w:proofErr w:type="spellEnd"/>
+      <w:r>
+        <w:rPr>
+          <w:rFonts w:ascii="Consolas" w:hAnsi="Consolas"/>
+          <w:lang w:val="en-US"/>
+        </w:rPr>
+        <w:t>"</w:t>
+      </w:r>
+    </w:p>
+    <w:p>
+      <w:pPr>
+        <w:pStyle w:val="Caddyreportcode"/>
+        <w:keepNext/>
+        <w:keepLines/>
+        <w:rPr>
+          <w:rFonts w:ascii="Consolas" w:hAnsi="Consolas"/>
+          <w:lang w:val="en-US"/>
+        </w:rPr>
+      </w:pPr>
+      <w:r>
+        <w:rPr>
+          <w:rFonts w:ascii="Consolas" w:hAnsi="Consolas"/>
+          <w:lang w:val="en-US"/>
+        </w:rPr>
+        <w:t xml:space="preserve">    state: directory</w:t>
+      </w:r>
+    </w:p>
+    <w:p>
+      <w:pPr>
+        <w:pStyle w:val="Caddyreportcode"/>
+        <w:keepLines/>
+        <w:rPr>
+          <w:rFonts w:ascii="Consolas" w:hAnsi="Consolas"/>
+          <w:lang w:val="en-US"/>
+        </w:rPr>
+      </w:pPr>
+      <w:r>
+        <w:rPr>
+          <w:rFonts w:ascii="Consolas" w:hAnsi="Consolas"/>
+          <w:lang w:val="en-US"/>
+        </w:rPr>
+        <w:t xml:space="preserve">    mode: "0755"</w:t>
+      </w:r>
+    </w:p>
+    <w:p>
+      <w:pPr>
+        <w:pStyle w:val="Caddyreportcode"/>
+        <w:keepLines/>
+        <w:rPr>
+          <w:rFonts w:ascii="Consolas" w:hAnsi="Consolas"/>
+          <w:lang w:val="en-US"/>
+        </w:rPr>
+      </w:pPr>
+    </w:p>
+    <w:p>
+      <w:pPr>
+        <w:pStyle w:val="Caddyreportcode"/>
+        <w:keepNext/>
+        <w:keepLines/>
+        <w:rPr>
+          <w:rFonts w:ascii="Consolas" w:hAnsi="Consolas"/>
+          <w:lang w:val="en-US"/>
+        </w:rPr>
+      </w:pPr>
+      <w:r>
+        <w:rPr>
+          <w:rFonts w:ascii="Consolas" w:hAnsi="Consolas"/>
+          <w:lang w:val="en-US"/>
+        </w:rPr>
+        <w:t>- name: Get Homebrew installation path</w:t>
+      </w:r>
+    </w:p>
+    <w:p>
+      <w:pPr>
+        <w:pStyle w:val="Caddyreportcode"/>
+        <w:keepNext/>
+        <w:keepLines/>
+        <w:rPr>
+          <w:rFonts w:ascii="Consolas" w:hAnsi="Consolas"/>
+          <w:lang w:val="en-US"/>
+        </w:rPr>
+      </w:pPr>
+      <w:r>
+        <w:rPr>
+          <w:rFonts w:ascii="Consolas" w:hAnsi="Consolas"/>
+          <w:lang w:val="en-US"/>
+        </w:rPr>
+        <w:t xml:space="preserve">  </w:t>
+      </w:r>
+      <w:proofErr w:type="spellStart"/>
+      <w:proofErr w:type="gramStart"/>
+      <w:r>
+        <w:rPr>
+          <w:rFonts w:ascii="Consolas" w:hAnsi="Consolas"/>
+          <w:lang w:val="en-US"/>
+        </w:rPr>
+        <w:t>ansible.builtin</w:t>
+      </w:r>
+      <w:proofErr w:type="gramEnd"/>
+      <w:r>
+        <w:rPr>
+          <w:rFonts w:ascii="Consolas" w:hAnsi="Consolas"/>
+          <w:lang w:val="en-US"/>
+        </w:rPr>
+        <w:t>.command</w:t>
+      </w:r>
+      <w:proofErr w:type="spellEnd"/>
+      <w:r>
+        <w:rPr>
+          <w:rFonts w:ascii="Consolas" w:hAnsi="Consolas"/>
+          <w:lang w:val="en-US"/>
+        </w:rPr>
+        <w:t>: brew --prefix</w:t>
+      </w:r>
+    </w:p>
+    <w:p>
+      <w:pPr>
+        <w:pStyle w:val="Caddyreportcode"/>
+        <w:keepNext/>
+        <w:keepLines/>
+        <w:rPr>
+          <w:rFonts w:ascii="Consolas" w:hAnsi="Consolas"/>
+          <w:lang w:val="en-US"/>
+        </w:rPr>
+      </w:pPr>
+      <w:r>
+        <w:rPr>
+          <w:rFonts w:ascii="Consolas" w:hAnsi="Consolas"/>
+          <w:lang w:val="en-US"/>
+        </w:rPr>
+        <w:t xml:space="preserve">  environment:</w:t>
+      </w:r>
+    </w:p>
+    <w:p>
+      <w:pPr>
+        <w:pStyle w:val="Caddyreportcode"/>
+        <w:keepNext/>
+        <w:keepLines/>
+        <w:rPr>
+          <w:rFonts w:ascii="Consolas" w:hAnsi="Consolas"/>
+          <w:lang w:val="en-US"/>
+        </w:rPr>
+      </w:pPr>
+      <w:r>
+        <w:rPr>
+          <w:rFonts w:ascii="Consolas" w:hAnsi="Consolas"/>
+          <w:lang w:val="en-US"/>
+        </w:rPr>
+        <w:t xml:space="preserve">    PATH: "/opt/homebrew/</w:t>
+      </w:r>
+      <w:proofErr w:type="gramStart"/>
+      <w:r>
+        <w:rPr>
+          <w:rFonts w:ascii="Consolas" w:hAnsi="Consolas"/>
+          <w:lang w:val="en-US"/>
+        </w:rPr>
+        <w:t>bin:/</w:t>
+      </w:r>
+      <w:proofErr w:type="spellStart"/>
+      <w:r>
+        <w:rPr>
+          <w:rFonts w:ascii="Consolas" w:hAnsi="Consolas"/>
+          <w:lang w:val="en-US"/>
+        </w:rPr>
+        <w:t>usr</w:t>
+      </w:r>
+      <w:proofErr w:type="spellEnd"/>
+      <w:r>
+        <w:rPr>
+          <w:rFonts w:ascii="Consolas" w:hAnsi="Consolas"/>
+          <w:lang w:val="en-US"/>
+        </w:rPr>
+        <w:t>/local/bin:{</w:t>
+      </w:r>
+      <w:proofErr w:type="gramEnd"/>
+      <w:r>
+        <w:rPr>
+          <w:rFonts w:ascii="Consolas" w:hAnsi="Consolas"/>
+          <w:lang w:val="en-US"/>
+        </w:rPr>
+        <w:t xml:space="preserve">{ </w:t>
+      </w:r>
+      <w:proofErr w:type="spellStart"/>
+      <w:r>
+        <w:rPr>
+          <w:rFonts w:ascii="Consolas" w:hAnsi="Consolas"/>
+          <w:lang w:val="en-US"/>
+        </w:rPr>
+        <w:t>ansible_env.PATH</w:t>
+      </w:r>
+      <w:proofErr w:type="spellEnd"/>
+      <w:r>
+        <w:rPr>
+          <w:rFonts w:ascii="Consolas" w:hAnsi="Consolas"/>
+          <w:lang w:val="en-US"/>
+        </w:rPr>
+        <w:t xml:space="preserve"> }}"</w:t>
+      </w:r>
+    </w:p>
+    <w:p>
+      <w:pPr>
+        <w:pStyle w:val="Caddyreportcode"/>
+        <w:keepNext/>
+        <w:keepLines/>
+        <w:rPr>
+          <w:rFonts w:ascii="Consolas" w:hAnsi="Consolas"/>
+          <w:lang w:val="en-US"/>
+        </w:rPr>
+      </w:pPr>
+      <w:r>
+        <w:rPr>
+          <w:rFonts w:ascii="Consolas" w:hAnsi="Consolas"/>
+          <w:lang w:val="en-US"/>
+        </w:rPr>
+        <w:t xml:space="preserve">  register: </w:t>
+      </w:r>
+      <w:proofErr w:type="spellStart"/>
+      <w:r>
+        <w:rPr>
+          <w:rFonts w:ascii="Consolas" w:hAnsi="Consolas"/>
+          <w:lang w:val="en-US"/>
+        </w:rPr>
+        <w:t>brew_prefix</w:t>
+      </w:r>
+      <w:proofErr w:type="spellEnd"/>
+    </w:p>
+    <w:p>
+      <w:pPr>
+        <w:pStyle w:val="Caddyreportcode"/>
+        <w:keepLines/>
+        <w:rPr>
+          <w:rFonts w:ascii="Consolas" w:hAnsi="Consolas"/>
+          <w:lang w:val="en-US"/>
+        </w:rPr>
+      </w:pPr>
+      <w:r>
+        <w:rPr>
+          <w:rFonts w:ascii="Consolas" w:hAnsi="Consolas"/>
+          <w:lang w:val="en-US"/>
+        </w:rPr>
+        <w:t xml:space="preserve">  </w:t>
+      </w:r>
+      <w:proofErr w:type="spellStart"/>
+      <w:r>
+        <w:rPr>
+          <w:rFonts w:ascii="Consolas" w:hAnsi="Consolas"/>
+          <w:lang w:val="en-US"/>
+        </w:rPr>
+        <w:t>changed_when</w:t>
+      </w:r>
+      <w:proofErr w:type="spellEnd"/>
+      <w:r>
+        <w:rPr>
+          <w:rFonts w:ascii="Consolas" w:hAnsi="Consolas"/>
+          <w:lang w:val="en-US"/>
+        </w:rPr>
+        <w:t>: false</w:t>
+      </w:r>
+    </w:p>
+    <w:p>
+      <w:pPr>
+        <w:pStyle w:val="Caddyreportcode"/>
+        <w:keepLines/>
+        <w:rPr>
+          <w:rFonts w:ascii="Consolas" w:hAnsi="Consolas"/>
+          <w:lang w:val="en-US"/>
+        </w:rPr>
+      </w:pPr>
+    </w:p>
+    <w:p>
+      <w:pPr>
+        <w:pStyle w:val="Caddyreportcode"/>
+        <w:keepNext/>
+        <w:keepLines/>
+        <w:rPr>
+          <w:rFonts w:ascii="Consolas" w:hAnsi="Consolas"/>
+          <w:lang w:val="en-US"/>
+        </w:rPr>
+      </w:pPr>
+      <w:r>
+        <w:rPr>
+          <w:rFonts w:ascii="Consolas" w:hAnsi="Consolas"/>
+          <w:lang w:val="en-US"/>
+        </w:rPr>
+        <w:t>- name: Check Caddy version</w:t>
+      </w:r>
+    </w:p>
+    <w:p>
+      <w:pPr>
+        <w:pStyle w:val="Caddyreportcode"/>
+        <w:keepNext/>
+        <w:keepLines/>
+        <w:rPr>
+          <w:rFonts w:ascii="Consolas" w:hAnsi="Consolas"/>
+          <w:lang w:val="en-US"/>
+        </w:rPr>
+      </w:pPr>
+      <w:r>
+        <w:rPr>
+          <w:rFonts w:ascii="Consolas" w:hAnsi="Consolas"/>
+          <w:lang w:val="en-US"/>
+        </w:rPr>
+        <w:t xml:space="preserve">  </w:t>
+      </w:r>
+      <w:proofErr w:type="spellStart"/>
+      <w:proofErr w:type="gramStart"/>
+      <w:r>
+        <w:rPr>
+          <w:rFonts w:ascii="Consolas" w:hAnsi="Consolas"/>
+          <w:lang w:val="en-US"/>
+        </w:rPr>
+        <w:t>ansible.builtin</w:t>
+      </w:r>
+      <w:proofErr w:type="gramEnd"/>
+      <w:r>
+        <w:rPr>
+          <w:rFonts w:ascii="Consolas" w:hAnsi="Consolas"/>
+          <w:lang w:val="en-US"/>
+        </w:rPr>
+        <w:t>.command</w:t>
+      </w:r>
+      <w:proofErr w:type="spellEnd"/>
+      <w:r>
+        <w:rPr>
+          <w:rFonts w:ascii="Consolas" w:hAnsi="Consolas"/>
+          <w:lang w:val="en-US"/>
+        </w:rPr>
+        <w:t xml:space="preserve">: "{{ </w:t>
+      </w:r>
+      <w:proofErr w:type="spellStart"/>
+      <w:r>
+        <w:rPr>
+          <w:rFonts w:ascii="Consolas" w:hAnsi="Consolas"/>
+          <w:lang w:val="en-US"/>
+        </w:rPr>
+        <w:t>brew_prefix.stdout</w:t>
+      </w:r>
+      <w:proofErr w:type="spellEnd"/>
+      <w:r>
+        <w:rPr>
+          <w:rFonts w:ascii="Consolas" w:hAnsi="Consolas"/>
+          <w:lang w:val="en-US"/>
+        </w:rPr>
+        <w:t xml:space="preserve"> }}/bin/caddy version"</w:t>
+      </w:r>
+    </w:p>
+    <w:p>
+      <w:pPr>
+        <w:pStyle w:val="Caddyreportcode"/>
+        <w:keepNext/>
+        <w:keepLines/>
+        <w:rPr>
+          <w:rFonts w:ascii="Consolas" w:hAnsi="Consolas"/>
+          <w:lang w:val="en-US"/>
+        </w:rPr>
+      </w:pPr>
+      <w:r>
+        <w:rPr>
+          <w:rFonts w:ascii="Consolas" w:hAnsi="Consolas"/>
+          <w:lang w:val="en-US"/>
+        </w:rPr>
+        <w:t xml:space="preserve">  register: </w:t>
+      </w:r>
+      <w:proofErr w:type="spellStart"/>
+      <w:r>
+        <w:rPr>
+          <w:rFonts w:ascii="Consolas" w:hAnsi="Consolas"/>
+          <w:lang w:val="en-US"/>
+        </w:rPr>
+        <w:t>caddy_version</w:t>
+      </w:r>
+      <w:proofErr w:type="spellEnd"/>
+    </w:p>
+    <w:p>
+      <w:pPr>
+        <w:pStyle w:val="Caddyreportcode"/>
+        <w:keepLines/>
+        <w:rPr>
+          <w:rFonts w:ascii="Consolas" w:hAnsi="Consolas"/>
+          <w:lang w:val="en-US"/>
+        </w:rPr>
+      </w:pPr>
+      <w:r>
+        <w:rPr>
+          <w:rFonts w:ascii="Consolas" w:hAnsi="Consolas"/>
+          <w:lang w:val="en-US"/>
+        </w:rPr>
+        <w:t xml:space="preserve">  </w:t>
+      </w:r>
+      <w:proofErr w:type="spellStart"/>
+      <w:r>
+        <w:rPr>
+          <w:rFonts w:ascii="Consolas" w:hAnsi="Consolas"/>
+          <w:lang w:val="en-US"/>
+        </w:rPr>
+        <w:t>changed_when</w:t>
+      </w:r>
+      <w:proofErr w:type="spellEnd"/>
+      <w:r>
+        <w:rPr>
+          <w:rFonts w:ascii="Consolas" w:hAnsi="Consolas"/>
+          <w:lang w:val="en-US"/>
+        </w:rPr>
+        <w:t>: false</w:t>
+      </w:r>
+    </w:p>
+    <w:p>
+      <w:pPr>
+        <w:pStyle w:val="Caddyreportcode"/>
+        <w:keepLines/>
+        <w:rPr>
+          <w:rFonts w:ascii="Consolas" w:hAnsi="Consolas"/>
+          <w:lang w:val="en-US"/>
+        </w:rPr>
+      </w:pPr>
+    </w:p>
+    <w:p>
+      <w:pPr>
+        <w:pStyle w:val="Caddyreportcode"/>
+        <w:keepNext/>
+        <w:keepLines/>
+        <w:rPr>
+          <w:rFonts w:ascii="Consolas" w:hAnsi="Consolas"/>
+          <w:lang w:val="en-US"/>
+        </w:rPr>
+      </w:pPr>
+      <w:r>
+        <w:rPr>
+          <w:rFonts w:ascii="Consolas" w:hAnsi="Consolas"/>
+          <w:lang w:val="en-US"/>
+        </w:rPr>
+        <w:t>- name: Show Caddy version</w:t>
+      </w:r>
+    </w:p>
+    <w:p>
+      <w:pPr>
+        <w:pStyle w:val="Caddyreportcode"/>
+        <w:keepNext/>
+        <w:keepLines/>
+        <w:rPr>
+          <w:rFonts w:ascii="Consolas" w:hAnsi="Consolas"/>
+          <w:lang w:val="en-US"/>
+        </w:rPr>
+      </w:pPr>
+      <w:r>
+        <w:rPr>
+          <w:rFonts w:ascii="Consolas" w:hAnsi="Consolas"/>
+          <w:lang w:val="en-US"/>
+        </w:rPr>
+        <w:t xml:space="preserve">  </w:t>
+      </w:r>
+      <w:proofErr w:type="spellStart"/>
+      <w:proofErr w:type="gramStart"/>
+      <w:r>
+        <w:rPr>
+          <w:rFonts w:ascii="Consolas" w:hAnsi="Consolas"/>
+          <w:lang w:val="en-US"/>
+        </w:rPr>
+        <w:t>ansible.builtin</w:t>
+      </w:r>
+      <w:proofErr w:type="gramEnd"/>
+      <w:r>
+        <w:rPr>
+          <w:rFonts w:ascii="Consolas" w:hAnsi="Consolas"/>
+          <w:lang w:val="en-US"/>
+        </w:rPr>
+        <w:t>.debug</w:t>
+      </w:r>
+      <w:proofErr w:type="spellEnd"/>
+      <w:r>
+        <w:rPr>
+          <w:rFonts w:ascii="Consolas" w:hAnsi="Consolas"/>
+          <w:lang w:val="en-US"/>
+        </w:rPr>
+        <w:t>:</w:t>
+      </w:r>
+    </w:p>
+    <w:p>
+      <w:pPr>
+        <w:pStyle w:val="Caddyreportcode"/>
+        <w:keepLines/>
+        <w:rPr>
+          <w:rFonts w:ascii="Consolas" w:hAnsi="Consolas"/>
+          <w:lang w:val="en-US"/>
+        </w:rPr>
+      </w:pPr>
+      <w:r>
+        <w:rPr>
+          <w:rFonts w:ascii="Consolas" w:hAnsi="Consolas"/>
+          <w:lang w:val="en-US"/>
+        </w:rPr>
+        <w:t xml:space="preserve">    msg: "</w:t>
+      </w:r>
+      <w:proofErr w:type="gramStart"/>
+      <w:r>
+        <w:rPr>
+          <w:rFonts w:ascii="Consolas" w:hAnsi="Consolas"/>
+          <w:lang w:val="en-US"/>
+        </w:rPr>
+        <w:t xml:space="preserve">{{ </w:t>
+      </w:r>
+      <w:proofErr w:type="spellStart"/>
+      <w:r>
+        <w:rPr>
+          <w:rFonts w:ascii="Consolas" w:hAnsi="Consolas"/>
+          <w:lang w:val="en-US"/>
+        </w:rPr>
+        <w:t>caddy</w:t>
+      </w:r>
+      <w:proofErr w:type="gramEnd"/>
+      <w:r>
+        <w:rPr>
+          <w:rFonts w:ascii="Consolas" w:hAnsi="Consolas"/>
+          <w:lang w:val="en-US"/>
+        </w:rPr>
+        <w:t>_version.stdout</w:t>
+      </w:r>
+      <w:proofErr w:type="spellEnd"/>
+      <w:r>
+        <w:rPr>
+          <w:rFonts w:ascii="Consolas" w:hAnsi="Consolas"/>
+          <w:lang w:val="en-US"/>
+        </w:rPr>
+        <w:t xml:space="preserve"> }}"</w:t>
+      </w:r>
+    </w:p>
+    <w:p>
+      <w:pPr>
+        <w:pStyle w:val="Caddyreportcode"/>
+        <w:keepLines/>
+        <w:rPr>
+          <w:rFonts w:ascii="Consolas" w:hAnsi="Consolas"/>
+          <w:lang w:val="en-US"/>
+        </w:rPr>
+      </w:pPr>
+    </w:p>
+    <w:p>
+      <w:pPr>
+        <w:pStyle w:val="Caddyreportcode"/>
+        <w:keepNext/>
+        <w:keepLines/>
+        <w:rPr>
+          <w:rFonts w:ascii="Consolas" w:hAnsi="Consolas"/>
+          <w:lang w:val="en-US"/>
+        </w:rPr>
+      </w:pPr>
+      <w:r>
+        <w:rPr>
+          <w:rFonts w:ascii="Consolas" w:hAnsi="Consolas"/>
+          <w:lang w:val="en-US"/>
+        </w:rPr>
+        <w:t>- name: Copy site page</w:t>
+      </w:r>
+    </w:p>
+    <w:p>
+      <w:pPr>
+        <w:pStyle w:val="Caddyreportcode"/>
+        <w:keepNext/>
+        <w:keepLines/>
+        <w:rPr>
+          <w:rFonts w:ascii="Consolas" w:hAnsi="Consolas"/>
+          <w:lang w:val="en-US"/>
+        </w:rPr>
+      </w:pPr>
+      <w:r>
+        <w:rPr>
+          <w:rFonts w:ascii="Consolas" w:hAnsi="Consolas"/>
+          <w:lang w:val="en-US"/>
+        </w:rPr>
+        <w:t xml:space="preserve">  </w:t>
+      </w:r>
+      <w:proofErr w:type="spellStart"/>
+      <w:proofErr w:type="gramStart"/>
+      <w:r>
+        <w:rPr>
+          <w:rFonts w:ascii="Consolas" w:hAnsi="Consolas"/>
+          <w:lang w:val="en-US"/>
+        </w:rPr>
+        <w:t>ansible.builtin</w:t>
+      </w:r>
+      <w:proofErr w:type="gramEnd"/>
+      <w:r>
+        <w:rPr>
+          <w:rFonts w:ascii="Consolas" w:hAnsi="Consolas"/>
+          <w:lang w:val="en-US"/>
+        </w:rPr>
+        <w:t>.copy</w:t>
+      </w:r>
+      <w:proofErr w:type="spellEnd"/>
+      <w:r>
+        <w:rPr>
+          <w:rFonts w:ascii="Consolas" w:hAnsi="Consolas"/>
+          <w:lang w:val="en-US"/>
+        </w:rPr>
+        <w:t>:</w:t>
+      </w:r>
+    </w:p>
+    <w:p>
+      <w:pPr>
+        <w:pStyle w:val="Caddyreportcode"/>
+        <w:keepNext/>
+        <w:keepLines/>
+        <w:rPr>
+          <w:rFonts w:ascii="Consolas" w:hAnsi="Consolas"/>
+          <w:lang w:val="en-US"/>
+        </w:rPr>
+      </w:pPr>
+      <w:r>
+        <w:rPr>
+          <w:rFonts w:ascii="Consolas" w:hAnsi="Consolas"/>
+          <w:lang w:val="en-US"/>
+        </w:rPr>
+        <w:t xml:space="preserve">    </w:t>
+      </w:r>
+      <w:proofErr w:type="spellStart"/>
+      <w:r>
+        <w:rPr>
+          <w:rFonts w:ascii="Consolas" w:hAnsi="Consolas"/>
+          <w:lang w:val="en-US"/>
+        </w:rPr>
+        <w:t>src</w:t>
+      </w:r>
+      <w:proofErr w:type="spellEnd"/>
+      <w:r>
+        <w:rPr>
+          <w:rFonts w:ascii="Consolas" w:hAnsi="Consolas"/>
+          <w:lang w:val="en-US"/>
+        </w:rPr>
+        <w:t>: index.html</w:t>
+      </w:r>
+    </w:p>
+    <w:p>
+      <w:pPr>
+        <w:pStyle w:val="Caddyreportcode"/>
+        <w:keepNext/>
+        <w:keepLines/>
+        <w:rPr>
+          <w:rFonts w:ascii="Consolas" w:hAnsi="Consolas"/>
+          <w:lang w:val="en-US"/>
+        </w:rPr>
+      </w:pPr>
+      <w:r>
+        <w:rPr>
+          <w:rFonts w:ascii="Consolas" w:hAnsi="Consolas"/>
+          <w:lang w:val="en-US"/>
+        </w:rPr>
+        <w:t xml:space="preserve">    </w:t>
+      </w:r>
+      <w:proofErr w:type="spellStart"/>
+      <w:r>
+        <w:rPr>
+          <w:rFonts w:ascii="Consolas" w:hAnsi="Consolas"/>
+          <w:lang w:val="en-US"/>
+        </w:rPr>
+        <w:t>dest</w:t>
+      </w:r>
+      <w:proofErr w:type="spellEnd"/>
+      <w:r>
+        <w:rPr>
+          <w:rFonts w:ascii="Consolas" w:hAnsi="Consolas"/>
+          <w:lang w:val="en-US"/>
+        </w:rPr>
+        <w:t>: "</w:t>
+      </w:r>
+      <w:proofErr w:type="gramStart"/>
+      <w:r>
+        <w:rPr>
+          <w:rFonts w:ascii="Consolas" w:hAnsi="Consolas"/>
+          <w:lang w:val="en-US"/>
+        </w:rPr>
+        <w:t xml:space="preserve">{{ </w:t>
+      </w:r>
+      <w:proofErr w:type="spellStart"/>
+      <w:r>
+        <w:rPr>
+          <w:rFonts w:ascii="Consolas" w:hAnsi="Consolas"/>
+          <w:lang w:val="en-US"/>
+        </w:rPr>
+        <w:t>ansible</w:t>
+      </w:r>
+      <w:proofErr w:type="gramEnd"/>
+      <w:r>
+        <w:rPr>
+          <w:rFonts w:ascii="Consolas" w:hAnsi="Consolas"/>
+          <w:lang w:val="en-US"/>
+        </w:rPr>
+        <w:t>_env.HOME</w:t>
+      </w:r>
+      <w:proofErr w:type="spellEnd"/>
+      <w:r>
+        <w:rPr>
+          <w:rFonts w:ascii="Consolas" w:hAnsi="Consolas"/>
+          <w:lang w:val="en-US"/>
+        </w:rPr>
+        <w:t xml:space="preserve"> }}/</w:t>
+      </w:r>
+      <w:proofErr w:type="spellStart"/>
+      <w:r>
+        <w:rPr>
+          <w:rFonts w:ascii="Consolas" w:hAnsi="Consolas"/>
+          <w:lang w:val="en-US"/>
+        </w:rPr>
+        <w:t>caddy_site</w:t>
+      </w:r>
+      <w:proofErr w:type="spellEnd"/>
+      <w:r>
+        <w:rPr>
+          <w:rFonts w:ascii="Consolas" w:hAnsi="Consolas"/>
+          <w:lang w:val="en-US"/>
+        </w:rPr>
+        <w:t>/index.html"</w:t>
+      </w:r>
+    </w:p>
+    <w:p>
+      <w:pPr>
+        <w:pStyle w:val="Caddyreportcode"/>
+        <w:keepLines/>
+        <w:rPr>
+          <w:rFonts w:ascii="Consolas" w:hAnsi="Consolas"/>
+          <w:lang w:val="en-US"/>
+        </w:rPr>
+      </w:pPr>
+      <w:r>
+        <w:rPr>
+          <w:rFonts w:ascii="Consolas" w:hAnsi="Consolas"/>
+          <w:lang w:val="en-US"/>
+        </w:rPr>
+        <w:t xml:space="preserve">    mode: "0644"</w:t>
+      </w:r>
+    </w:p>
+    <w:p>
+      <w:pPr>
+        <w:pStyle w:val="Caddyreportcode"/>
+        <w:keepLines/>
+        <w:rPr>
+          <w:rFonts w:ascii="Consolas" w:hAnsi="Consolas"/>
+          <w:lang w:val="en-US"/>
+        </w:rPr>
+      </w:pPr>
+    </w:p>
+    <w:p>
+      <w:pPr>
+        <w:pStyle w:val="Caddyreportcode"/>
+        <w:keepNext/>
+        <w:keepLines/>
+        <w:rPr>
+          <w:rFonts w:ascii="Consolas" w:hAnsi="Consolas"/>
+          <w:lang w:val="en-US"/>
+        </w:rPr>
+      </w:pPr>
+      <w:r>
+        <w:rPr>
+          <w:rFonts w:ascii="Consolas" w:hAnsi="Consolas"/>
+          <w:lang w:val="en-US"/>
+        </w:rPr>
+        <w:t>- name: Apply Caddy configuration</w:t>
+      </w:r>
+    </w:p>
+    <w:p>
+      <w:pPr>
+        <w:pStyle w:val="Caddyreportcode"/>
+        <w:keepNext/>
+        <w:keepLines/>
+        <w:rPr>
+          <w:rFonts w:ascii="Consolas" w:hAnsi="Consolas"/>
+          <w:lang w:val="en-US"/>
+        </w:rPr>
+      </w:pPr>
+      <w:r>
+        <w:rPr>
+          <w:rFonts w:ascii="Consolas" w:hAnsi="Consolas"/>
+          <w:lang w:val="en-US"/>
+        </w:rPr>
+        <w:t xml:space="preserve">  </w:t>
+      </w:r>
+      <w:proofErr w:type="spellStart"/>
+      <w:proofErr w:type="gramStart"/>
+      <w:r>
+        <w:rPr>
+          <w:rFonts w:ascii="Consolas" w:hAnsi="Consolas"/>
+          <w:lang w:val="en-US"/>
+        </w:rPr>
+        <w:t>ansible.builtin</w:t>
+      </w:r>
+      <w:proofErr w:type="gramEnd"/>
+      <w:r>
+        <w:rPr>
+          <w:rFonts w:ascii="Consolas" w:hAnsi="Consolas"/>
+          <w:lang w:val="en-US"/>
+        </w:rPr>
+        <w:t>.template</w:t>
+      </w:r>
+      <w:proofErr w:type="spellEnd"/>
+      <w:r>
+        <w:rPr>
+          <w:rFonts w:ascii="Consolas" w:hAnsi="Consolas"/>
+          <w:lang w:val="en-US"/>
+        </w:rPr>
+        <w:t>:</w:t>
+      </w:r>
+    </w:p>
+    <w:p>
+      <w:pPr>
+        <w:pStyle w:val="Caddyreportcode"/>
+        <w:keepNext/>
+        <w:keepLines/>
+        <w:rPr>
+          <w:rFonts w:ascii="Consolas" w:hAnsi="Consolas"/>
+          <w:lang w:val="en-US"/>
+        </w:rPr>
+      </w:pPr>
+      <w:r>
+        <w:rPr>
+          <w:rFonts w:ascii="Consolas" w:hAnsi="Consolas"/>
+          <w:lang w:val="en-US"/>
+        </w:rPr>
+        <w:t xml:space="preserve">    </w:t>
+      </w:r>
+      <w:proofErr w:type="spellStart"/>
+      <w:r>
+        <w:rPr>
+          <w:rFonts w:ascii="Consolas" w:hAnsi="Consolas"/>
+          <w:lang w:val="en-US"/>
+        </w:rPr>
+        <w:t>src</w:t>
+      </w:r>
+      <w:proofErr w:type="spellEnd"/>
+      <w:r>
+        <w:rPr>
+          <w:rFonts w:ascii="Consolas" w:hAnsi="Consolas"/>
+          <w:lang w:val="en-US"/>
+        </w:rPr>
+        <w:t>: Caddyfile.j2</w:t>
+      </w:r>
+    </w:p>
+    <w:p>
+      <w:pPr>
+        <w:pStyle w:val="Caddyreportcode"/>
+        <w:keepNext/>
+        <w:keepLines/>
+        <w:rPr>
+          <w:rFonts w:ascii="Consolas" w:hAnsi="Consolas"/>
+          <w:lang w:val="en-US"/>
+        </w:rPr>
+      </w:pPr>
+      <w:r>
+        <w:rPr>
+          <w:rFonts w:ascii="Consolas" w:hAnsi="Consolas"/>
+          <w:lang w:val="en-US"/>
+        </w:rPr>
+        <w:t xml:space="preserve">    </w:t>
+      </w:r>
+      <w:proofErr w:type="spellStart"/>
+      <w:r>
+        <w:rPr>
+          <w:rFonts w:ascii="Consolas" w:hAnsi="Consolas"/>
+          <w:lang w:val="en-US"/>
+        </w:rPr>
+        <w:t>dest</w:t>
+      </w:r>
+      <w:proofErr w:type="spellEnd"/>
+      <w:r>
+        <w:rPr>
+          <w:rFonts w:ascii="Consolas" w:hAnsi="Consolas"/>
+          <w:lang w:val="en-US"/>
+        </w:rPr>
+        <w:t>: "</w:t>
+      </w:r>
+      <w:proofErr w:type="gramStart"/>
+      <w:r>
+        <w:rPr>
+          <w:rFonts w:ascii="Consolas" w:hAnsi="Consolas"/>
+          <w:lang w:val="en-US"/>
+        </w:rPr>
+        <w:t xml:space="preserve">{{ </w:t>
+      </w:r>
+      <w:proofErr w:type="spellStart"/>
+      <w:r>
+        <w:rPr>
+          <w:rFonts w:ascii="Consolas" w:hAnsi="Consolas"/>
+          <w:lang w:val="en-US"/>
+        </w:rPr>
+        <w:t>brew</w:t>
+      </w:r>
+      <w:proofErr w:type="gramEnd"/>
+      <w:r>
+        <w:rPr>
+          <w:rFonts w:ascii="Consolas" w:hAnsi="Consolas"/>
+          <w:lang w:val="en-US"/>
+        </w:rPr>
+        <w:t>_prefix.stdout</w:t>
+      </w:r>
+      <w:proofErr w:type="spellEnd"/>
+      <w:r>
+        <w:rPr>
+          <w:rFonts w:ascii="Consolas" w:hAnsi="Consolas"/>
+          <w:lang w:val="en-US"/>
+        </w:rPr>
+        <w:t xml:space="preserve"> }}/</w:t>
+      </w:r>
+      <w:proofErr w:type="spellStart"/>
+      <w:r>
+        <w:rPr>
+          <w:rFonts w:ascii="Consolas" w:hAnsi="Consolas"/>
+          <w:lang w:val="en-US"/>
+        </w:rPr>
+        <w:t>etc</w:t>
+      </w:r>
+      <w:proofErr w:type="spellEnd"/>
+      <w:r>
+        <w:rPr>
+          <w:rFonts w:ascii="Consolas" w:hAnsi="Consolas"/>
+          <w:lang w:val="en-US"/>
+        </w:rPr>
+        <w:t>/</w:t>
+      </w:r>
+      <w:proofErr w:type="spellStart"/>
+      <w:r>
+        <w:rPr>
+          <w:rFonts w:ascii="Consolas" w:hAnsi="Consolas"/>
+          <w:lang w:val="en-US"/>
+        </w:rPr>
+        <w:t>Caddyfile</w:t>
+      </w:r>
+      <w:proofErr w:type="spellEnd"/>
+      <w:r>
+        <w:rPr>
+          <w:rFonts w:ascii="Consolas" w:hAnsi="Consolas"/>
+          <w:lang w:val="en-US"/>
+        </w:rPr>
+        <w:t>"</w:t>
+      </w:r>
+    </w:p>
+    <w:p>
+      <w:pPr>
+        <w:pStyle w:val="Caddyreportcode"/>
+        <w:keepNext/>
+        <w:keepLines/>
+        <w:rPr>
+          <w:rFonts w:ascii="Consolas" w:hAnsi="Consolas"/>
+          <w:lang w:val="en-US"/>
+        </w:rPr>
+      </w:pPr>
+      <w:r>
+        <w:rPr>
+          <w:rFonts w:ascii="Consolas" w:hAnsi="Consolas"/>
+          <w:lang w:val="en-US"/>
+        </w:rPr>
+        <w:t xml:space="preserve">    mode: "0644"</w:t>
+      </w:r>
+    </w:p>
+    <w:p>
+      <w:pPr>
+        <w:pStyle w:val="Caddyreportcode"/>
+        <w:keepLines/>
+        <w:rPr>
+          <w:rFonts w:ascii="Consolas" w:hAnsi="Consolas"/>
+          <w:lang w:val="en-US"/>
+        </w:rPr>
+      </w:pPr>
+      <w:r>
+        <w:rPr>
+          <w:rFonts w:ascii="Consolas" w:hAnsi="Consolas"/>
+          <w:lang w:val="en-US"/>
+        </w:rPr>
+        <w:t xml:space="preserve">  notify: Restart Caddy</w:t>
+      </w:r>
+    </w:p>
+    <w:p>
+      <w:pPr>
+        <w:pStyle w:val="Caddyreportcode"/>
+        <w:keepLines/>
+        <w:rPr>
+          <w:rFonts w:ascii="Consolas" w:hAnsi="Consolas"/>
+          <w:lang w:val="en-US"/>
+        </w:rPr>
+      </w:pPr>
+    </w:p>
+    <w:p>
+      <w:pPr>
+        <w:pStyle w:val="Caddyreportcode"/>
+        <w:keepNext/>
+        <w:keepLines/>
+        <w:rPr>
+          <w:rFonts w:ascii="Consolas" w:hAnsi="Consolas"/>
+          <w:lang w:val="en-US"/>
+        </w:rPr>
+      </w:pPr>
+      <w:r>
+        <w:rPr>
+          <w:rFonts w:ascii="Consolas" w:hAnsi="Consolas"/>
+          <w:lang w:val="en-US"/>
+        </w:rPr>
+        <w:t>- name: Start Caddy</w:t>
+      </w:r>
+    </w:p>
+    <w:p>
+      <w:pPr>
+        <w:pStyle w:val="Caddyreportcode"/>
+        <w:keepNext/>
+        <w:keepLines/>
+        <w:rPr>
+          <w:rFonts w:ascii="Consolas" w:hAnsi="Consolas"/>
+          <w:lang w:val="en-US"/>
+        </w:rPr>
+      </w:pPr>
+      <w:r>
+        <w:rPr>
+          <w:rFonts w:ascii="Consolas" w:hAnsi="Consolas"/>
+          <w:lang w:val="en-US"/>
+        </w:rPr>
+        <w:t xml:space="preserve">  </w:t>
+      </w:r>
+      <w:proofErr w:type="spellStart"/>
+      <w:proofErr w:type="gramStart"/>
+      <w:r>
+        <w:rPr>
+          <w:rFonts w:ascii="Consolas" w:hAnsi="Consolas"/>
+          <w:lang w:val="en-US"/>
+        </w:rPr>
+        <w:t>community.general</w:t>
+      </w:r>
+      <w:proofErr w:type="gramEnd"/>
+      <w:r>
+        <w:rPr>
+          <w:rFonts w:ascii="Consolas" w:hAnsi="Consolas"/>
+          <w:lang w:val="en-US"/>
+        </w:rPr>
+        <w:t>.homebrew_services</w:t>
+      </w:r>
+      <w:proofErr w:type="spellEnd"/>
+      <w:r>
+        <w:rPr>
+          <w:rFonts w:ascii="Consolas" w:hAnsi="Consolas"/>
+          <w:lang w:val="en-US"/>
+        </w:rPr>
+        <w:t>:</w:t>
+      </w:r>
+    </w:p>
+    <w:p>
+      <w:pPr>
+        <w:pStyle w:val="Caddyreportcode"/>
+        <w:keepNext/>
+        <w:keepLines/>
+        <w:rPr>
+          <w:rFonts w:ascii="Consolas" w:hAnsi="Consolas"/>
+          <w:lang w:val="en-US"/>
+        </w:rPr>
+      </w:pPr>
+      <w:r>
+        <w:rPr>
+          <w:rFonts w:ascii="Consolas" w:hAnsi="Consolas"/>
+          <w:lang w:val="en-US"/>
+        </w:rPr>
+        <w:t xml:space="preserve">    name: caddy</w:t>
+      </w:r>
+    </w:p>
+    <w:p>
+      <w:pPr>
+        <w:pStyle w:val="Caddyreportcode"/>
+        <w:keepNext/>
+        <w:keepLines/>
+        <w:rPr>
+          <w:rFonts w:ascii="Consolas" w:hAnsi="Consolas"/>
+          <w:lang w:val="en-US"/>
+        </w:rPr>
+      </w:pPr>
+      <w:r>
+        <w:rPr>
+          <w:rFonts w:ascii="Consolas" w:hAnsi="Consolas"/>
+          <w:lang w:val="en-US"/>
+        </w:rPr>
+        <w:t xml:space="preserve">    path: "</w:t>
+      </w:r>
+      <w:proofErr w:type="gramStart"/>
+      <w:r>
+        <w:rPr>
+          <w:rFonts w:ascii="Consolas" w:hAnsi="Consolas"/>
+          <w:lang w:val="en-US"/>
+        </w:rPr>
+        <w:t xml:space="preserve">{{ </w:t>
+      </w:r>
+      <w:proofErr w:type="spellStart"/>
+      <w:r>
+        <w:rPr>
+          <w:rFonts w:ascii="Consolas" w:hAnsi="Consolas"/>
+          <w:lang w:val="en-US"/>
+        </w:rPr>
+        <w:t>brew</w:t>
+      </w:r>
+      <w:proofErr w:type="gramEnd"/>
+      <w:r>
+        <w:rPr>
+          <w:rFonts w:ascii="Consolas" w:hAnsi="Consolas"/>
+          <w:lang w:val="en-US"/>
+        </w:rPr>
+        <w:t>_prefix.stdout</w:t>
+      </w:r>
+      <w:proofErr w:type="spellEnd"/>
+      <w:r>
+        <w:rPr>
+          <w:rFonts w:ascii="Consolas" w:hAnsi="Consolas"/>
+          <w:lang w:val="en-US"/>
+        </w:rPr>
+        <w:t xml:space="preserve"> }}/bin"</w:t>
+      </w:r>
+    </w:p>
+    <w:p>
+      <w:pPr>
+        <w:pStyle w:val="Caddyreportcode"/>
+        <w:keepLines/>
+        <w:rPr>
+          <w:rFonts w:ascii="Consolas" w:hAnsi="Consolas"/>
+        </w:rPr>
+      </w:pPr>
+      <w:r>
+        <w:rPr>
+          <w:rFonts w:ascii="Consolas" w:hAnsi="Consolas"/>
+          <w:lang w:val="en-US"/>
+        </w:rPr>
+        <w:t xml:space="preserve">    </w:t>
+      </w:r>
+      <w:proofErr w:type="spellStart"/>
+      <w:r>
+        <w:rPr>
+          <w:rFonts w:ascii="Consolas" w:hAnsi="Consolas"/>
+        </w:rPr>
+        <w:t>state</w:t>
+      </w:r>
+      <w:proofErr w:type="spellEnd"/>
+      <w:r>
+        <w:rPr>
+          <w:rFonts w:ascii="Consolas" w:hAnsi="Consolas"/>
+        </w:rPr>
+        <w:t xml:space="preserve">: </w:t>
+      </w:r>
+      <w:proofErr w:type="spellStart"/>
+      <w:r>
+        <w:rPr>
+          <w:rFonts w:ascii="Consolas" w:hAnsi="Consolas"/>
+        </w:rPr>
+        <w:t>present</w:t>
+      </w:r>
+      <w:proofErr w:type="spellEnd"/>
+    </w:p>
+    <w:p>
+      <w:pPr>
+        <w:pStyle w:val="Caddyreportcode"/>
+        <w:keepLines/>
+      </w:pPr>
+    </w:p>
+    <w:p>
+      <w:pPr>
+        <w:pStyle w:val="Caddyreportheading"/>
+        <w:pageBreakBefore/>
+      </w:pPr>
+      <w:r>
+        <w:lastRenderedPageBreak/>
+        <w:t xml:space="preserve">7. Перезапуск </w:t>
+      </w:r>
+      <w:proofErr w:type="spellStart"/>
+      <w:r>
+        <w:t>Caddy</w:t>
+      </w:r>
+      <w:proofErr w:type="spellEnd"/>
+      <w:r>
+        <w:t xml:space="preserve"> при изменении настроек</w:t>
+      </w:r>
+    </w:p>
+    <w:p>
+      <w:pPr>
+        <w:pStyle w:val="Caddyreporttext"/>
+      </w:pPr>
+      <w:r>
+        <w:t>В</w:t>
+      </w:r>
+      <w:r>
+        <w:rPr>
+          <w:lang w:val="en-US"/>
+        </w:rPr>
+        <w:t xml:space="preserve"> roles/</w:t>
+      </w:r>
+      <w:proofErr w:type="spellStart"/>
+      <w:r>
+        <w:rPr>
+          <w:lang w:val="en-US"/>
+        </w:rPr>
+        <w:t>caddy_deploy</w:t>
+      </w:r>
+      <w:proofErr w:type="spellEnd"/>
+      <w:r>
+        <w:rPr>
+          <w:lang w:val="en-US"/>
+        </w:rPr>
+        <w:t>/handlers/</w:t>
+      </w:r>
+      <w:proofErr w:type="spellStart"/>
+      <w:r>
+        <w:rPr>
+          <w:lang w:val="en-US"/>
+        </w:rPr>
+        <w:t>main.yml</w:t>
+      </w:r>
+      <w:proofErr w:type="spellEnd"/>
+      <w:r>
+        <w:rPr>
+          <w:lang w:val="en-US"/>
+        </w:rPr>
+        <w:t xml:space="preserve"> </w:t>
+      </w:r>
+      <w:r>
+        <w:t>добавил</w:t>
+      </w:r>
+      <w:r>
+        <w:rPr>
+          <w:lang w:val="en-US"/>
+        </w:rPr>
+        <w:t xml:space="preserve"> </w:t>
+      </w:r>
+      <w:r>
+        <w:t>обработчик</w:t>
+      </w:r>
+      <w:r>
+        <w:rPr>
+          <w:lang w:val="en-US"/>
+        </w:rPr>
+        <w:t xml:space="preserve"> Restart Caddy. </w:t>
+      </w:r>
+      <w:r>
+        <w:t xml:space="preserve">При изменении файла настроек задача </w:t>
+      </w:r>
+      <w:proofErr w:type="spellStart"/>
+      <w:r>
+        <w:t>Apply</w:t>
+      </w:r>
+      <w:proofErr w:type="spellEnd"/>
+      <w:r>
+        <w:t xml:space="preserve"> </w:t>
+      </w:r>
+      <w:proofErr w:type="spellStart"/>
+      <w:r>
+        <w:t>Caddy</w:t>
+      </w:r>
+      <w:proofErr w:type="spellEnd"/>
+      <w:r>
+        <w:t xml:space="preserve"> </w:t>
+      </w:r>
+      <w:proofErr w:type="spellStart"/>
+      <w:r>
+        <w:t>configuration</w:t>
+      </w:r>
+      <w:proofErr w:type="spellEnd"/>
+      <w:r>
+        <w:t xml:space="preserve"> уведомляет этот обработчик через </w:t>
+      </w:r>
+      <w:proofErr w:type="spellStart"/>
+      <w:r>
+        <w:t>notify</w:t>
+      </w:r>
+      <w:proofErr w:type="spellEnd"/>
+      <w:r>
+        <w:t xml:space="preserve">. В конце выполнения роли </w:t>
+      </w:r>
+      <w:proofErr w:type="spellStart"/>
+      <w:r>
+        <w:t>Caddy</w:t>
+      </w:r>
+      <w:proofErr w:type="spellEnd"/>
+      <w:r>
+        <w:t xml:space="preserve"> перезапускается и читает новые настройки. Если настройки не изменились, уведомление о перезапуске не отправляется.</w:t>
+      </w:r>
+    </w:p>
+    <w:p>
+      <w:pPr>
+        <w:pStyle w:val="Caddyreportcode"/>
+        <w:keepNext/>
+        <w:keepLines/>
+        <w:rPr>
+          <w:rFonts w:ascii="Consolas" w:hAnsi="Consolas"/>
+        </w:rPr>
+      </w:pPr>
+      <w:r>
+        <w:rPr>
+          <w:rFonts w:ascii="Consolas" w:hAnsi="Consolas"/>
+        </w:rPr>
+        <w:t>---</w:t>
+      </w:r>
+    </w:p>
+    <w:p>
+      <w:pPr>
+        <w:pStyle w:val="Caddyreportcode"/>
+        <w:keepNext/>
+        <w:keepLines/>
+        <w:rPr>
+          <w:rFonts w:ascii="Consolas" w:hAnsi="Consolas"/>
+        </w:rPr>
+      </w:pPr>
+      <w:r>
+        <w:rPr>
+          <w:rFonts w:ascii="Consolas" w:hAnsi="Consolas"/>
+        </w:rPr>
+        <w:t xml:space="preserve">- </w:t>
+      </w:r>
+      <w:proofErr w:type="spellStart"/>
+      <w:r>
+        <w:rPr>
+          <w:rFonts w:ascii="Consolas" w:hAnsi="Consolas"/>
+        </w:rPr>
+        <w:t>name</w:t>
+      </w:r>
+      <w:proofErr w:type="spellEnd"/>
+      <w:r>
+        <w:rPr>
+          <w:rFonts w:ascii="Consolas" w:hAnsi="Consolas"/>
+        </w:rPr>
+        <w:t xml:space="preserve">: </w:t>
+      </w:r>
+      <w:proofErr w:type="spellStart"/>
+      <w:r>
+        <w:rPr>
+          <w:rFonts w:ascii="Consolas" w:hAnsi="Consolas"/>
+        </w:rPr>
+        <w:t>Restart</w:t>
+      </w:r>
+      <w:proofErr w:type="spellEnd"/>
+      <w:r>
+        <w:rPr>
+          <w:rFonts w:ascii="Consolas" w:hAnsi="Consolas"/>
+        </w:rPr>
+        <w:t xml:space="preserve"> </w:t>
+      </w:r>
+      <w:proofErr w:type="spellStart"/>
+      <w:r>
+        <w:rPr>
+          <w:rFonts w:ascii="Consolas" w:hAnsi="Consolas"/>
+        </w:rPr>
+        <w:t>Caddy</w:t>
+      </w:r>
+      <w:proofErr w:type="spellEnd"/>
+    </w:p>
+    <w:p>
+      <w:pPr>
+        <w:pStyle w:val="Caddyreportcode"/>
+        <w:keepNext/>
+        <w:keepLines/>
+        <w:rPr>
+          <w:rFonts w:ascii="Consolas" w:hAnsi="Consolas"/>
+          <w:lang w:val="en-US"/>
+        </w:rPr>
+      </w:pPr>
+      <w:r>
+        <w:rPr>
+          <w:rFonts w:ascii="Consolas" w:hAnsi="Consolas"/>
+        </w:rPr>
+        <w:t xml:space="preserve">  </w:t>
+      </w:r>
+      <w:proofErr w:type="spellStart"/>
+      <w:proofErr w:type="gramStart"/>
+      <w:r>
+        <w:rPr>
+          <w:rFonts w:ascii="Consolas" w:hAnsi="Consolas"/>
+          <w:lang w:val="en-US"/>
+        </w:rPr>
+        <w:t>community.general</w:t>
+      </w:r>
+      <w:proofErr w:type="gramEnd"/>
+      <w:r>
+        <w:rPr>
+          <w:rFonts w:ascii="Consolas" w:hAnsi="Consolas"/>
+          <w:lang w:val="en-US"/>
+        </w:rPr>
+        <w:t>.homebrew_services</w:t>
+      </w:r>
+      <w:proofErr w:type="spellEnd"/>
+      <w:r>
+        <w:rPr>
+          <w:rFonts w:ascii="Consolas" w:hAnsi="Consolas"/>
+          <w:lang w:val="en-US"/>
+        </w:rPr>
+        <w:t>:</w:t>
+      </w:r>
+    </w:p>
+    <w:p>
+      <w:pPr>
+        <w:pStyle w:val="Caddyreportcode"/>
+        <w:keepNext/>
+        <w:keepLines/>
+        <w:rPr>
+          <w:rFonts w:ascii="Consolas" w:hAnsi="Consolas"/>
+          <w:lang w:val="en-US"/>
+        </w:rPr>
+      </w:pPr>
+      <w:r>
+        <w:rPr>
+          <w:rFonts w:ascii="Consolas" w:hAnsi="Consolas"/>
+          <w:lang w:val="en-US"/>
+        </w:rPr>
+        <w:t xml:space="preserve">    name: caddy</w:t>
+      </w:r>
+    </w:p>
+    <w:p>
+      <w:pPr>
+        <w:pStyle w:val="Caddyreportcode"/>
+        <w:keepNext/>
+        <w:keepLines/>
+        <w:rPr>
+          <w:rFonts w:ascii="Consolas" w:hAnsi="Consolas"/>
+          <w:lang w:val="en-US"/>
+        </w:rPr>
+      </w:pPr>
+      <w:r>
+        <w:rPr>
+          <w:rFonts w:ascii="Consolas" w:hAnsi="Consolas"/>
+          <w:lang w:val="en-US"/>
+        </w:rPr>
+        <w:t xml:space="preserve">    path: "</w:t>
+      </w:r>
+      <w:proofErr w:type="gramStart"/>
+      <w:r>
+        <w:rPr>
+          <w:rFonts w:ascii="Consolas" w:hAnsi="Consolas"/>
+          <w:lang w:val="en-US"/>
+        </w:rPr>
+        <w:t xml:space="preserve">{{ </w:t>
+      </w:r>
+      <w:proofErr w:type="spellStart"/>
+      <w:r>
+        <w:rPr>
+          <w:rFonts w:ascii="Consolas" w:hAnsi="Consolas"/>
+          <w:lang w:val="en-US"/>
+        </w:rPr>
+        <w:t>brew</w:t>
+      </w:r>
+      <w:proofErr w:type="gramEnd"/>
+      <w:r>
+        <w:rPr>
+          <w:rFonts w:ascii="Consolas" w:hAnsi="Consolas"/>
+          <w:lang w:val="en-US"/>
+        </w:rPr>
+        <w:t>_prefix.stdout</w:t>
+      </w:r>
+      <w:proofErr w:type="spellEnd"/>
+      <w:r>
+        <w:rPr>
+          <w:rFonts w:ascii="Consolas" w:hAnsi="Consolas"/>
+          <w:lang w:val="en-US"/>
+        </w:rPr>
+        <w:t xml:space="preserve"> }}/bin"</w:t>
+      </w:r>
+    </w:p>
+    <w:p>
+      <w:pPr>
+        <w:pStyle w:val="Caddyreportcode"/>
+        <w:keepLines/>
+        <w:rPr>
+          <w:rFonts w:ascii="Consolas" w:hAnsi="Consolas"/>
+          <w:lang w:val="en-US"/>
+        </w:rPr>
+      </w:pPr>
+      <w:r>
+        <w:rPr>
+          <w:rFonts w:ascii="Consolas" w:hAnsi="Consolas"/>
+          <w:lang w:val="en-US"/>
+        </w:rPr>
+        <w:t xml:space="preserve">    state: restarted</w:t>
+      </w:r>
+    </w:p>
+    <w:p>
+      <w:pPr>
+        <w:pStyle w:val="Caddyreporttext"/>
+      </w:pPr>
+      <w:r>
+        <w:t>Для</w:t>
+      </w:r>
+      <w:r>
+        <w:rPr>
+          <w:lang w:val="en-US"/>
+        </w:rPr>
+        <w:t xml:space="preserve"> </w:t>
+      </w:r>
+      <w:r>
+        <w:t>страницы</w:t>
+      </w:r>
+      <w:r>
+        <w:rPr>
+          <w:lang w:val="en-US"/>
+        </w:rPr>
+        <w:t xml:space="preserve"> </w:t>
+      </w:r>
+      <w:r>
+        <w:t>используется</w:t>
+      </w:r>
+      <w:r>
+        <w:rPr>
+          <w:lang w:val="en-US"/>
+        </w:rPr>
+        <w:t xml:space="preserve"> </w:t>
+      </w:r>
+      <w:r>
+        <w:t>папка</w:t>
+      </w:r>
+      <w:r>
+        <w:rPr>
+          <w:lang w:val="en-US"/>
+        </w:rPr>
+        <w:t xml:space="preserve"> </w:t>
+      </w:r>
+      <w:proofErr w:type="gramStart"/>
+      <w:r>
+        <w:rPr>
+          <w:lang w:val="en-US"/>
+        </w:rPr>
+        <w:t xml:space="preserve">{{ </w:t>
+      </w:r>
+      <w:proofErr w:type="spellStart"/>
+      <w:r>
+        <w:rPr>
+          <w:lang w:val="en-US"/>
+        </w:rPr>
+        <w:t>ansible</w:t>
+      </w:r>
+      <w:proofErr w:type="gramEnd"/>
+      <w:r>
+        <w:rPr>
+          <w:lang w:val="en-US"/>
+        </w:rPr>
+        <w:t>_env.HOME</w:t>
+      </w:r>
+      <w:proofErr w:type="spellEnd"/>
+      <w:r>
+        <w:rPr>
+          <w:lang w:val="en-US"/>
+        </w:rPr>
+        <w:t xml:space="preserve"> }}/</w:t>
+      </w:r>
+      <w:proofErr w:type="spellStart"/>
+      <w:r>
+        <w:rPr>
+          <w:lang w:val="en-US"/>
+        </w:rPr>
+        <w:t>caddy_site</w:t>
+      </w:r>
+      <w:proofErr w:type="spellEnd"/>
+      <w:r>
+        <w:rPr>
+          <w:lang w:val="en-US"/>
+        </w:rPr>
+        <w:t xml:space="preserve">, </w:t>
+      </w:r>
+      <w:r>
+        <w:t>для</w:t>
+      </w:r>
+      <w:r>
+        <w:rPr>
+          <w:lang w:val="en-US"/>
+        </w:rPr>
+        <w:t xml:space="preserve"> </w:t>
+      </w:r>
+      <w:r>
+        <w:t>журналов</w:t>
+      </w:r>
+      <w:r>
+        <w:rPr>
+          <w:lang w:val="en-US"/>
+        </w:rPr>
+        <w:t xml:space="preserve"> - {{ </w:t>
+      </w:r>
+      <w:proofErr w:type="spellStart"/>
+      <w:r>
+        <w:rPr>
+          <w:lang w:val="en-US"/>
+        </w:rPr>
+        <w:t>ansible_env.HOME</w:t>
+      </w:r>
+      <w:proofErr w:type="spellEnd"/>
+      <w:r>
+        <w:rPr>
+          <w:lang w:val="en-US"/>
+        </w:rPr>
+        <w:t xml:space="preserve"> }}/</w:t>
+      </w:r>
+      <w:proofErr w:type="spellStart"/>
+      <w:r>
+        <w:rPr>
+          <w:lang w:val="en-US"/>
+        </w:rPr>
+        <w:t>caddy_logs</w:t>
+      </w:r>
+      <w:proofErr w:type="spellEnd"/>
+      <w:r>
+        <w:rPr>
+          <w:lang w:val="en-US"/>
+        </w:rPr>
+        <w:t xml:space="preserve">. </w:t>
+      </w:r>
+      <w:r>
+        <w:t>Сценарий</w:t>
+      </w:r>
+      <w:r>
+        <w:rPr>
+          <w:lang w:val="en-US"/>
+        </w:rPr>
+        <w:t xml:space="preserve"> </w:t>
+      </w:r>
+      <w:r>
+        <w:t>ожидает</w:t>
+      </w:r>
+      <w:r>
+        <w:rPr>
+          <w:lang w:val="en-US"/>
+        </w:rPr>
+        <w:t xml:space="preserve"> index.html </w:t>
+      </w:r>
+      <w:r>
+        <w:t>в</w:t>
+      </w:r>
+      <w:r>
+        <w:rPr>
+          <w:lang w:val="en-US"/>
+        </w:rPr>
+        <w:t xml:space="preserve"> </w:t>
+      </w:r>
+      <w:r>
+        <w:t>папке</w:t>
+      </w:r>
+      <w:r>
+        <w:rPr>
+          <w:lang w:val="en-US"/>
+        </w:rPr>
+        <w:t xml:space="preserve"> files </w:t>
+      </w:r>
+      <w:r>
+        <w:t>и</w:t>
+      </w:r>
+      <w:r>
+        <w:rPr>
+          <w:lang w:val="en-US"/>
+        </w:rPr>
+        <w:t xml:space="preserve"> Caddyfile.j2 </w:t>
+      </w:r>
+      <w:r>
+        <w:t>в</w:t>
+      </w:r>
+      <w:r>
+        <w:rPr>
+          <w:lang w:val="en-US"/>
+        </w:rPr>
+        <w:t xml:space="preserve"> </w:t>
+      </w:r>
+      <w:r>
+        <w:t>папке</w:t>
+      </w:r>
+      <w:r>
+        <w:rPr>
+          <w:lang w:val="en-US"/>
+        </w:rPr>
+        <w:t xml:space="preserve"> templates </w:t>
+      </w:r>
+      <w:r>
+        <w:t>внутри</w:t>
+      </w:r>
+      <w:r>
+        <w:rPr>
+          <w:lang w:val="en-US"/>
+        </w:rPr>
+        <w:t xml:space="preserve"> </w:t>
+      </w:r>
+      <w:r>
+        <w:t>роли</w:t>
+      </w:r>
+      <w:r>
+        <w:rPr>
+          <w:lang w:val="en-US"/>
+        </w:rPr>
+        <w:t xml:space="preserve">. </w:t>
+      </w:r>
+      <w:r>
+        <w:t>Эти файлы подготавливают другие участники команды.</w:t>
+      </w:r>
+    </w:p>
+    <w:p>
+      <w:pPr>
+        <w:pStyle w:val="ac"/>
+      </w:pPr>
     </w:p>
     <w:sectPr>
       <w:pgSz w:w="11906" w:h="16838"/>
@@ -1477,7 +3961,7 @@
 </file>
 
 <file path=word/styles.xml><?xml version="1.0" encoding="utf-8"?>
-<w:styles xmlns:mc="http://schemas.openxmlformats.org/markup-compatibility/2006" xmlns:r="http://schemas.openxmlformats.org/officeDocument/2006/relationships" xmlns:w="http://schemas.openxmlformats.org/wordprocessingml/2006/main" xmlns:w14="http://schemas.microsoft.com/office/word/2010/wordml" xmlns:w15="http://schemas.microsoft.com/office/word/2012/wordml" xmlns:w16cex="http://schemas.microsoft.com/office/word/2018/wordml/cex" xmlns:w16cid="http://schemas.microsoft.com/office/word/2016/wordml/cid" xmlns:w16="http://schemas.microsoft.com/office/word/2018/wordml" xmlns:w16du="http://schemas.microsoft.com/office/word/2023/wordml/word16du" xmlns:w16sdtdh="http://schemas.microsoft.com/office/word/2020/wordml/sdtdatahash" xmlns:w16sdtfl="http://schemas.microsoft.com/office/word/2024/wordml/sdtformatlock" xmlns:w16se="http://schemas.microsoft.com/office/word/2015/wordml/symex" mc:Ignorable="w14 w15 w16se w16cid w16 w16cex w16sdtdh w16sdtfl w16du">
+<w:styles xmlns:mc="http://schemas.openxmlformats.org/markup-compatibility/2006" xmlns:r="http://schemas.openxmlformats.org/officeDocument/2006/relationships" xmlns:w="http://schemas.openxmlformats.org/wordprocessingml/2006/main" xmlns:w14="http://schemas.microsoft.com/office/word/2010/wordml" xmlns:w15="http://schemas.microsoft.com/office/word/2012/wordml" xmlns:w16cid="http://schemas.microsoft.com/office/word/2016/wordml/cid" xmlns:w16se="http://schemas.microsoft.com/office/word/2015/wordml/symex" mc:Ignorable="w14 w15 w16se w16cid">
   <w:docDefaults>
     <w:rPrDefault>
       <w:rPr>
@@ -1495,7 +3979,7 @@
       </w:pPr>
     </w:pPrDefault>
   </w:docDefaults>
-  <w:latentStyles w:defLockedState="0" w:defUIPriority="99" w:defSemiHidden="0" w:defUnhideWhenUsed="0" w:defQFormat="0" w:count="376">
+  <w:latentStyles w:defLockedState="0" w:defUIPriority="99" w:defSemiHidden="0" w:defUnhideWhenUsed="0" w:defQFormat="0" w:count="375">
     <w:lsdException w:name="Normal" w:uiPriority="0" w:qFormat="1"/>
     <w:lsdException w:name="heading 1" w:uiPriority="9" w:qFormat="1"/>
     <w:lsdException w:name="heading 2" w:semiHidden="1" w:uiPriority="9" w:unhideWhenUsed="1" w:qFormat="1"/>
@@ -1871,7 +4355,6 @@
     <w:lsdException w:name="Smart Hyperlink" w:semiHidden="1" w:unhideWhenUsed="1"/>
     <w:lsdException w:name="Hashtag" w:semiHidden="1" w:unhideWhenUsed="1"/>
     <w:lsdException w:name="Unresolved Mention" w:semiHidden="1" w:unhideWhenUsed="1"/>
-    <w:lsdException w:name="Smart Link" w:semiHidden="1" w:unhideWhenUsed="1"/>
   </w:latentStyles>
   <w:style w:type="paragraph" w:default="1" w:styleId="a">
     <w:name w:val="Normal"/>
@@ -2488,6 +4971,45 @@
       <w:szCs w:val="20"/>
     </w:rPr>
   </w:style>
+  <w:style w:type="paragraph" w:customStyle="1" w:styleId="Caddyreporttext">
+    <w:name w:val="Caddy report text"/>
+    <w:basedOn w:val="a"/>
+    <w:rsid w:val="00C73FD5"/>
+    <w:pPr>
+      <w:spacing w:after="120" w:line="276" w:lineRule="auto"/>
+    </w:pPr>
+    <w:rPr>
+      <w:rFonts w:ascii="Times New Roman" w:eastAsia="Times New Roman" w:hAnsi="Times New Roman" w:cs="Times New Roman"/>
+      <w:color w:val="000000"/>
+    </w:rPr>
+  </w:style>
+  <w:style w:type="paragraph" w:customStyle="1" w:styleId="Caddyreportcode">
+    <w:name w:val="Caddy report code"/>
+    <w:basedOn w:val="a"/>
+    <w:rsid w:val="00C73FD5"/>
+    <w:pPr>
+      <w:spacing w:after="0" w:line="220" w:lineRule="exact"/>
+    </w:pPr>
+    <w:rPr>
+      <w:rFonts w:ascii="Courier New" w:eastAsia="Courier New" w:hAnsi="Courier New" w:cs="Courier New"/>
+      <w:color w:val="000000"/>
+      <w:sz w:val="20"/>
+    </w:rPr>
+  </w:style>
+  <w:style w:type="paragraph" w:customStyle="1" w:styleId="Caddyreportheading">
+    <w:name w:val="Caddy report heading"/>
+    <w:basedOn w:val="a"/>
+    <w:rsid w:val="00C73FD5"/>
+    <w:pPr>
+      <w:keepNext/>
+      <w:spacing w:before="240" w:line="276" w:lineRule="auto"/>
+    </w:pPr>
+    <w:rPr>
+      <w:rFonts w:ascii="Times New Roman" w:eastAsia="Times New Roman" w:hAnsi="Times New Roman" w:cs="Times New Roman"/>
+      <w:b/>
+      <w:color w:val="000000"/>
+    </w:rPr>
+  </w:style>
 </w:styles>
 </file>
 
